--- a/resources/gcse-business-market-research-bubble-tea/GCSE-Business-Market-Research-Bubble-Tea-Student.docx
+++ b/resources/gcse-business-market-research-bubble-tea/GCSE-Business-Market-Research-Bubble-Tea-Student.docx
@@ -52,13 +52,13 @@
         <w:tc>
           <w:tcPr>
             <w:tcW w:type="dxa" w:w="7106"/>
-            <w:shd w:fill="142D40"/>
             <w:tcBorders>
               <w:top w:val="single" w:sz="4" w:color="D9D9D9"/>
               <w:bottom w:val="single" w:sz="4" w:color="D9D9D9"/>
               <w:left w:val="single" w:sz="4" w:color="D9D9D9"/>
               <w:right w:val="single" w:sz="4" w:color="D9D9D9"/>
             </w:tcBorders>
+            <w:shd w:fill="142D40"/>
             <w:tcMar>
               <w:top w:w="85" w:type="dxa"/>
               <w:bottom w:w="85" w:type="dxa"/>
@@ -83,13 +83,13 @@
         <w:tc>
           <w:tcPr>
             <w:tcW w:type="dxa" w:w="3046"/>
-            <w:shd w:fill="142D40"/>
             <w:tcBorders>
               <w:top w:val="single" w:sz="4" w:color="D9D9D9"/>
               <w:bottom w:val="single" w:sz="4" w:color="D9D9D9"/>
               <w:left w:val="single" w:sz="4" w:color="D9D9D9"/>
               <w:right w:val="single" w:sz="4" w:color="D9D9D9"/>
             </w:tcBorders>
+            <w:shd w:fill="142D40"/>
             <w:tcMar>
               <w:top w:w="85" w:type="dxa"/>
               <w:bottom w:w="85" w:type="dxa"/>
@@ -116,13 +116,13 @@
         <w:tc>
           <w:tcPr>
             <w:tcW w:type="dxa" w:w="7106"/>
-            <w:shd w:fill="FFFFFF"/>
             <w:tcBorders>
               <w:top w:val="single" w:sz="4" w:color="D9D9D9"/>
               <w:bottom w:val="single" w:sz="4" w:color="D9D9D9"/>
               <w:left w:val="single" w:sz="4" w:color="D9D9D9"/>
               <w:right w:val="single" w:sz="4" w:color="D9D9D9"/>
             </w:tcBorders>
+            <w:shd w:fill="FFFFFF"/>
             <w:tcMar>
               <w:top w:w="85" w:type="dxa"/>
               <w:bottom w:w="85" w:type="dxa"/>
@@ -147,13 +147,13 @@
         <w:tc>
           <w:tcPr>
             <w:tcW w:type="dxa" w:w="3046"/>
-            <w:shd w:fill="FFFFFF"/>
             <w:tcBorders>
               <w:top w:val="single" w:sz="4" w:color="D9D9D9"/>
               <w:bottom w:val="single" w:sz="4" w:color="D9D9D9"/>
               <w:left w:val="single" w:sz="4" w:color="D9D9D9"/>
               <w:right w:val="single" w:sz="4" w:color="D9D9D9"/>
             </w:tcBorders>
+            <w:shd w:fill="FFFFFF"/>
             <w:tcMar>
               <w:top w:w="85" w:type="dxa"/>
               <w:bottom w:w="85" w:type="dxa"/>
@@ -179,13 +179,13 @@
         <w:tc>
           <w:tcPr>
             <w:tcW w:type="dxa" w:w="7106"/>
-            <w:shd w:fill="F1F5F7"/>
             <w:tcBorders>
               <w:top w:val="single" w:sz="4" w:color="D9D9D9"/>
               <w:bottom w:val="single" w:sz="4" w:color="D9D9D9"/>
               <w:left w:val="single" w:sz="4" w:color="D9D9D9"/>
               <w:right w:val="single" w:sz="4" w:color="D9D9D9"/>
             </w:tcBorders>
+            <w:shd w:fill="F1F5F7"/>
             <w:tcMar>
               <w:top w:w="85" w:type="dxa"/>
               <w:bottom w:w="85" w:type="dxa"/>
@@ -210,13 +210,13 @@
         <w:tc>
           <w:tcPr>
             <w:tcW w:type="dxa" w:w="3046"/>
-            <w:shd w:fill="F1F5F7"/>
             <w:tcBorders>
               <w:top w:val="single" w:sz="4" w:color="D9D9D9"/>
               <w:bottom w:val="single" w:sz="4" w:color="D9D9D9"/>
               <w:left w:val="single" w:sz="4" w:color="D9D9D9"/>
               <w:right w:val="single" w:sz="4" w:color="D9D9D9"/>
             </w:tcBorders>
+            <w:shd w:fill="F1F5F7"/>
             <w:tcMar>
               <w:top w:w="85" w:type="dxa"/>
               <w:bottom w:w="85" w:type="dxa"/>
@@ -242,13 +242,13 @@
         <w:tc>
           <w:tcPr>
             <w:tcW w:type="dxa" w:w="7106"/>
-            <w:shd w:fill="FFFFFF"/>
             <w:tcBorders>
               <w:top w:val="single" w:sz="4" w:color="D9D9D9"/>
               <w:bottom w:val="single" w:sz="4" w:color="D9D9D9"/>
               <w:left w:val="single" w:sz="4" w:color="D9D9D9"/>
               <w:right w:val="single" w:sz="4" w:color="D9D9D9"/>
             </w:tcBorders>
+            <w:shd w:fill="FFFFFF"/>
             <w:tcMar>
               <w:top w:w="85" w:type="dxa"/>
               <w:bottom w:w="85" w:type="dxa"/>
@@ -273,13 +273,13 @@
         <w:tc>
           <w:tcPr>
             <w:tcW w:type="dxa" w:w="3046"/>
-            <w:shd w:fill="FFFFFF"/>
             <w:tcBorders>
               <w:top w:val="single" w:sz="4" w:color="D9D9D9"/>
               <w:bottom w:val="single" w:sz="4" w:color="D9D9D9"/>
               <w:left w:val="single" w:sz="4" w:color="D9D9D9"/>
               <w:right w:val="single" w:sz="4" w:color="D9D9D9"/>
             </w:tcBorders>
+            <w:shd w:fill="FFFFFF"/>
             <w:tcMar>
               <w:top w:w="85" w:type="dxa"/>
               <w:bottom w:w="85" w:type="dxa"/>
@@ -305,13 +305,13 @@
         <w:tc>
           <w:tcPr>
             <w:tcW w:type="dxa" w:w="7106"/>
-            <w:shd w:fill="F1F5F7"/>
             <w:tcBorders>
               <w:top w:val="single" w:sz="4" w:color="D9D9D9"/>
               <w:bottom w:val="single" w:sz="4" w:color="D9D9D9"/>
               <w:left w:val="single" w:sz="4" w:color="D9D9D9"/>
               <w:right w:val="single" w:sz="4" w:color="D9D9D9"/>
             </w:tcBorders>
+            <w:shd w:fill="F1F5F7"/>
             <w:tcMar>
               <w:top w:w="85" w:type="dxa"/>
               <w:bottom w:w="85" w:type="dxa"/>
@@ -336,13 +336,13 @@
         <w:tc>
           <w:tcPr>
             <w:tcW w:type="dxa" w:w="3046"/>
-            <w:shd w:fill="F1F5F7"/>
             <w:tcBorders>
               <w:top w:val="single" w:sz="4" w:color="D9D9D9"/>
               <w:bottom w:val="single" w:sz="4" w:color="D9D9D9"/>
               <w:left w:val="single" w:sz="4" w:color="D9D9D9"/>
               <w:right w:val="single" w:sz="4" w:color="D9D9D9"/>
             </w:tcBorders>
+            <w:shd w:fill="F1F5F7"/>
             <w:tcMar>
               <w:top w:w="85" w:type="dxa"/>
               <w:bottom w:w="85" w:type="dxa"/>
@@ -414,13 +414,13 @@
         <w:tc>
           <w:tcPr>
             <w:tcW w:type="dxa" w:w="4061"/>
-            <w:shd w:fill="142D40"/>
             <w:tcBorders>
               <w:top w:val="single" w:sz="4" w:color="D9D9D9"/>
               <w:bottom w:val="single" w:sz="4" w:color="D9D9D9"/>
               <w:left w:val="single" w:sz="4" w:color="D9D9D9"/>
               <w:right w:val="single" w:sz="4" w:color="D9D9D9"/>
             </w:tcBorders>
+            <w:shd w:fill="142D40"/>
             <w:tcMar>
               <w:top w:w="85" w:type="dxa"/>
               <w:bottom w:w="85" w:type="dxa"/>
@@ -445,13 +445,13 @@
         <w:tc>
           <w:tcPr>
             <w:tcW w:type="dxa" w:w="2233"/>
-            <w:shd w:fill="142D40"/>
             <w:tcBorders>
               <w:top w:val="single" w:sz="4" w:color="D9D9D9"/>
               <w:bottom w:val="single" w:sz="4" w:color="D9D9D9"/>
               <w:left w:val="single" w:sz="4" w:color="D9D9D9"/>
               <w:right w:val="single" w:sz="4" w:color="D9D9D9"/>
             </w:tcBorders>
+            <w:shd w:fill="142D40"/>
             <w:tcMar>
               <w:top w:w="85" w:type="dxa"/>
               <w:bottom w:w="85" w:type="dxa"/>
@@ -476,13 +476,13 @@
         <w:tc>
           <w:tcPr>
             <w:tcW w:type="dxa" w:w="2030"/>
-            <w:shd w:fill="142D40"/>
             <w:tcBorders>
               <w:top w:val="single" w:sz="4" w:color="D9D9D9"/>
               <w:bottom w:val="single" w:sz="4" w:color="D9D9D9"/>
               <w:left w:val="single" w:sz="4" w:color="D9D9D9"/>
               <w:right w:val="single" w:sz="4" w:color="D9D9D9"/>
             </w:tcBorders>
+            <w:shd w:fill="142D40"/>
             <w:tcMar>
               <w:top w:w="85" w:type="dxa"/>
               <w:bottom w:w="85" w:type="dxa"/>
@@ -507,13 +507,13 @@
         <w:tc>
           <w:tcPr>
             <w:tcW w:type="dxa" w:w="1827"/>
-            <w:shd w:fill="142D40"/>
             <w:tcBorders>
               <w:top w:val="single" w:sz="4" w:color="D9D9D9"/>
               <w:bottom w:val="single" w:sz="4" w:color="D9D9D9"/>
               <w:left w:val="single" w:sz="4" w:color="D9D9D9"/>
               <w:right w:val="single" w:sz="4" w:color="D9D9D9"/>
             </w:tcBorders>
+            <w:shd w:fill="142D40"/>
             <w:tcMar>
               <w:top w:w="85" w:type="dxa"/>
               <w:bottom w:w="85" w:type="dxa"/>
@@ -540,13 +540,13 @@
         <w:tc>
           <w:tcPr>
             <w:tcW w:type="dxa" w:w="4061"/>
-            <w:shd w:fill="FFFFFF"/>
             <w:tcBorders>
               <w:top w:val="single" w:sz="4" w:color="D9D9D9"/>
               <w:bottom w:val="single" w:sz="4" w:color="D9D9D9"/>
               <w:left w:val="single" w:sz="4" w:color="D9D9D9"/>
               <w:right w:val="single" w:sz="4" w:color="D9D9D9"/>
             </w:tcBorders>
+            <w:shd w:fill="FFFFFF"/>
             <w:tcMar>
               <w:top w:w="85" w:type="dxa"/>
               <w:bottom w:w="85" w:type="dxa"/>
@@ -571,13 +571,13 @@
         <w:tc>
           <w:tcPr>
             <w:tcW w:type="dxa" w:w="2233"/>
-            <w:shd w:fill="FFFFFF"/>
             <w:tcBorders>
               <w:top w:val="single" w:sz="4" w:color="D9D9D9"/>
               <w:bottom w:val="single" w:sz="4" w:color="D9D9D9"/>
               <w:left w:val="single" w:sz="4" w:color="D9D9D9"/>
               <w:right w:val="single" w:sz="4" w:color="D9D9D9"/>
             </w:tcBorders>
+            <w:shd w:fill="FFFFFF"/>
             <w:tcMar>
               <w:top w:w="85" w:type="dxa"/>
               <w:bottom w:w="85" w:type="dxa"/>
@@ -601,13 +601,13 @@
         <w:tc>
           <w:tcPr>
             <w:tcW w:type="dxa" w:w="2030"/>
-            <w:shd w:fill="FFFFFF"/>
             <w:tcBorders>
               <w:top w:val="single" w:sz="4" w:color="D9D9D9"/>
               <w:bottom w:val="single" w:sz="4" w:color="D9D9D9"/>
               <w:left w:val="single" w:sz="4" w:color="D9D9D9"/>
               <w:right w:val="single" w:sz="4" w:color="D9D9D9"/>
             </w:tcBorders>
+            <w:shd w:fill="FFFFFF"/>
             <w:tcMar>
               <w:top w:w="85" w:type="dxa"/>
               <w:bottom w:w="85" w:type="dxa"/>
@@ -631,13 +631,13 @@
         <w:tc>
           <w:tcPr>
             <w:tcW w:type="dxa" w:w="1827"/>
-            <w:shd w:fill="FFFFFF"/>
             <w:tcBorders>
               <w:top w:val="single" w:sz="4" w:color="D9D9D9"/>
               <w:bottom w:val="single" w:sz="4" w:color="D9D9D9"/>
               <w:left w:val="single" w:sz="4" w:color="D9D9D9"/>
               <w:right w:val="single" w:sz="4" w:color="D9D9D9"/>
             </w:tcBorders>
+            <w:shd w:fill="FFFFFF"/>
             <w:tcMar>
               <w:top w:w="85" w:type="dxa"/>
               <w:bottom w:w="85" w:type="dxa"/>
@@ -663,13 +663,13 @@
         <w:tc>
           <w:tcPr>
             <w:tcW w:type="dxa" w:w="4061"/>
-            <w:shd w:fill="F1F5F7"/>
             <w:tcBorders>
               <w:top w:val="single" w:sz="4" w:color="D9D9D9"/>
               <w:bottom w:val="single" w:sz="4" w:color="D9D9D9"/>
               <w:left w:val="single" w:sz="4" w:color="D9D9D9"/>
               <w:right w:val="single" w:sz="4" w:color="D9D9D9"/>
             </w:tcBorders>
+            <w:shd w:fill="F1F5F7"/>
             <w:tcMar>
               <w:top w:w="85" w:type="dxa"/>
               <w:bottom w:w="85" w:type="dxa"/>
@@ -694,13 +694,13 @@
         <w:tc>
           <w:tcPr>
             <w:tcW w:type="dxa" w:w="2233"/>
-            <w:shd w:fill="F1F5F7"/>
             <w:tcBorders>
               <w:top w:val="single" w:sz="4" w:color="D9D9D9"/>
               <w:bottom w:val="single" w:sz="4" w:color="D9D9D9"/>
               <w:left w:val="single" w:sz="4" w:color="D9D9D9"/>
               <w:right w:val="single" w:sz="4" w:color="D9D9D9"/>
             </w:tcBorders>
+            <w:shd w:fill="F1F5F7"/>
             <w:tcMar>
               <w:top w:w="85" w:type="dxa"/>
               <w:bottom w:w="85" w:type="dxa"/>
@@ -724,13 +724,13 @@
         <w:tc>
           <w:tcPr>
             <w:tcW w:type="dxa" w:w="2030"/>
-            <w:shd w:fill="F1F5F7"/>
             <w:tcBorders>
               <w:top w:val="single" w:sz="4" w:color="D9D9D9"/>
               <w:bottom w:val="single" w:sz="4" w:color="D9D9D9"/>
               <w:left w:val="single" w:sz="4" w:color="D9D9D9"/>
               <w:right w:val="single" w:sz="4" w:color="D9D9D9"/>
             </w:tcBorders>
+            <w:shd w:fill="F1F5F7"/>
             <w:tcMar>
               <w:top w:w="85" w:type="dxa"/>
               <w:bottom w:w="85" w:type="dxa"/>
@@ -754,13 +754,13 @@
         <w:tc>
           <w:tcPr>
             <w:tcW w:type="dxa" w:w="1827"/>
-            <w:shd w:fill="F1F5F7"/>
             <w:tcBorders>
               <w:top w:val="single" w:sz="4" w:color="D9D9D9"/>
               <w:bottom w:val="single" w:sz="4" w:color="D9D9D9"/>
               <w:left w:val="single" w:sz="4" w:color="D9D9D9"/>
               <w:right w:val="single" w:sz="4" w:color="D9D9D9"/>
             </w:tcBorders>
+            <w:shd w:fill="F1F5F7"/>
             <w:tcMar>
               <w:top w:w="85" w:type="dxa"/>
               <w:bottom w:w="85" w:type="dxa"/>
@@ -786,13 +786,13 @@
         <w:tc>
           <w:tcPr>
             <w:tcW w:type="dxa" w:w="4061"/>
-            <w:shd w:fill="FFFFFF"/>
             <w:tcBorders>
               <w:top w:val="single" w:sz="4" w:color="D9D9D9"/>
               <w:bottom w:val="single" w:sz="4" w:color="D9D9D9"/>
               <w:left w:val="single" w:sz="4" w:color="D9D9D9"/>
               <w:right w:val="single" w:sz="4" w:color="D9D9D9"/>
             </w:tcBorders>
+            <w:shd w:fill="FFFFFF"/>
             <w:tcMar>
               <w:top w:w="85" w:type="dxa"/>
               <w:bottom w:w="85" w:type="dxa"/>
@@ -817,13 +817,13 @@
         <w:tc>
           <w:tcPr>
             <w:tcW w:type="dxa" w:w="2233"/>
-            <w:shd w:fill="FFFFFF"/>
             <w:tcBorders>
               <w:top w:val="single" w:sz="4" w:color="D9D9D9"/>
               <w:bottom w:val="single" w:sz="4" w:color="D9D9D9"/>
               <w:left w:val="single" w:sz="4" w:color="D9D9D9"/>
               <w:right w:val="single" w:sz="4" w:color="D9D9D9"/>
             </w:tcBorders>
+            <w:shd w:fill="FFFFFF"/>
             <w:tcMar>
               <w:top w:w="85" w:type="dxa"/>
               <w:bottom w:w="85" w:type="dxa"/>
@@ -847,13 +847,13 @@
         <w:tc>
           <w:tcPr>
             <w:tcW w:type="dxa" w:w="2030"/>
-            <w:shd w:fill="FFFFFF"/>
             <w:tcBorders>
               <w:top w:val="single" w:sz="4" w:color="D9D9D9"/>
               <w:bottom w:val="single" w:sz="4" w:color="D9D9D9"/>
               <w:left w:val="single" w:sz="4" w:color="D9D9D9"/>
               <w:right w:val="single" w:sz="4" w:color="D9D9D9"/>
             </w:tcBorders>
+            <w:shd w:fill="FFFFFF"/>
             <w:tcMar>
               <w:top w:w="85" w:type="dxa"/>
               <w:bottom w:w="85" w:type="dxa"/>
@@ -877,13 +877,13 @@
         <w:tc>
           <w:tcPr>
             <w:tcW w:type="dxa" w:w="1827"/>
-            <w:shd w:fill="FFFFFF"/>
             <w:tcBorders>
               <w:top w:val="single" w:sz="4" w:color="D9D9D9"/>
               <w:bottom w:val="single" w:sz="4" w:color="D9D9D9"/>
               <w:left w:val="single" w:sz="4" w:color="D9D9D9"/>
               <w:right w:val="single" w:sz="4" w:color="D9D9D9"/>
             </w:tcBorders>
+            <w:shd w:fill="FFFFFF"/>
             <w:tcMar>
               <w:top w:w="85" w:type="dxa"/>
               <w:bottom w:w="85" w:type="dxa"/>
@@ -996,13 +996,13 @@
         <w:tc>
           <w:tcPr>
             <w:tcW w:type="dxa" w:w="3147"/>
-            <w:shd w:fill="142D40"/>
             <w:tcBorders>
               <w:top w:val="single" w:sz="4" w:color="D9D9D9"/>
               <w:bottom w:val="single" w:sz="4" w:color="D9D9D9"/>
               <w:left w:val="single" w:sz="4" w:color="D9D9D9"/>
               <w:right w:val="single" w:sz="4" w:color="D9D9D9"/>
             </w:tcBorders>
+            <w:shd w:fill="142D40"/>
             <w:tcMar>
               <w:top w:w="85" w:type="dxa"/>
               <w:bottom w:w="85" w:type="dxa"/>
@@ -1027,13 +1027,13 @@
         <w:tc>
           <w:tcPr>
             <w:tcW w:type="dxa" w:w="2132"/>
-            <w:shd w:fill="142D40"/>
             <w:tcBorders>
               <w:top w:val="single" w:sz="4" w:color="D9D9D9"/>
               <w:bottom w:val="single" w:sz="4" w:color="D9D9D9"/>
               <w:left w:val="single" w:sz="4" w:color="D9D9D9"/>
               <w:right w:val="single" w:sz="4" w:color="D9D9D9"/>
             </w:tcBorders>
+            <w:shd w:fill="142D40"/>
             <w:tcMar>
               <w:top w:w="85" w:type="dxa"/>
               <w:bottom w:w="85" w:type="dxa"/>
@@ -1058,13 +1058,13 @@
         <w:tc>
           <w:tcPr>
             <w:tcW w:type="dxa" w:w="2436"/>
-            <w:shd w:fill="142D40"/>
             <w:tcBorders>
               <w:top w:val="single" w:sz="4" w:color="D9D9D9"/>
               <w:bottom w:val="single" w:sz="4" w:color="D9D9D9"/>
               <w:left w:val="single" w:sz="4" w:color="D9D9D9"/>
               <w:right w:val="single" w:sz="4" w:color="D9D9D9"/>
             </w:tcBorders>
+            <w:shd w:fill="142D40"/>
             <w:tcMar>
               <w:top w:w="85" w:type="dxa"/>
               <w:bottom w:w="85" w:type="dxa"/>
@@ -1089,13 +1089,13 @@
         <w:tc>
           <w:tcPr>
             <w:tcW w:type="dxa" w:w="2436"/>
-            <w:shd w:fill="142D40"/>
             <w:tcBorders>
               <w:top w:val="single" w:sz="4" w:color="D9D9D9"/>
               <w:bottom w:val="single" w:sz="4" w:color="D9D9D9"/>
               <w:left w:val="single" w:sz="4" w:color="D9D9D9"/>
               <w:right w:val="single" w:sz="4" w:color="D9D9D9"/>
             </w:tcBorders>
+            <w:shd w:fill="142D40"/>
             <w:tcMar>
               <w:top w:w="85" w:type="dxa"/>
               <w:bottom w:w="85" w:type="dxa"/>
@@ -1122,13 +1122,13 @@
         <w:tc>
           <w:tcPr>
             <w:tcW w:type="dxa" w:w="3147"/>
-            <w:shd w:fill="FFFFFF"/>
             <w:tcBorders>
               <w:top w:val="single" w:sz="4" w:color="D9D9D9"/>
               <w:bottom w:val="single" w:sz="4" w:color="D9D9D9"/>
               <w:left w:val="single" w:sz="4" w:color="D9D9D9"/>
               <w:right w:val="single" w:sz="4" w:color="D9D9D9"/>
             </w:tcBorders>
+            <w:shd w:fill="FFFFFF"/>
             <w:tcMar>
               <w:top w:w="85" w:type="dxa"/>
               <w:bottom w:w="85" w:type="dxa"/>
@@ -1153,13 +1153,13 @@
         <w:tc>
           <w:tcPr>
             <w:tcW w:type="dxa" w:w="2132"/>
-            <w:shd w:fill="FFFFFF"/>
             <w:tcBorders>
               <w:top w:val="single" w:sz="4" w:color="D9D9D9"/>
               <w:bottom w:val="single" w:sz="4" w:color="D9D9D9"/>
               <w:left w:val="single" w:sz="4" w:color="D9D9D9"/>
               <w:right w:val="single" w:sz="4" w:color="D9D9D9"/>
             </w:tcBorders>
+            <w:shd w:fill="FFFFFF"/>
             <w:tcMar>
               <w:top w:w="85" w:type="dxa"/>
               <w:bottom w:w="85" w:type="dxa"/>
@@ -1184,13 +1184,13 @@
         <w:tc>
           <w:tcPr>
             <w:tcW w:type="dxa" w:w="2436"/>
-            <w:shd w:fill="FFFFFF"/>
             <w:tcBorders>
               <w:top w:val="single" w:sz="4" w:color="D9D9D9"/>
               <w:bottom w:val="single" w:sz="4" w:color="D9D9D9"/>
               <w:left w:val="single" w:sz="4" w:color="D9D9D9"/>
               <w:right w:val="single" w:sz="4" w:color="D9D9D9"/>
             </w:tcBorders>
+            <w:shd w:fill="FFFFFF"/>
             <w:tcMar>
               <w:top w:w="85" w:type="dxa"/>
               <w:bottom w:w="85" w:type="dxa"/>
@@ -1215,13 +1215,13 @@
         <w:tc>
           <w:tcPr>
             <w:tcW w:type="dxa" w:w="2436"/>
-            <w:shd w:fill="FFFFFF"/>
             <w:tcBorders>
               <w:top w:val="single" w:sz="4" w:color="D9D9D9"/>
               <w:bottom w:val="single" w:sz="4" w:color="D9D9D9"/>
               <w:left w:val="single" w:sz="4" w:color="D9D9D9"/>
               <w:right w:val="single" w:sz="4" w:color="D9D9D9"/>
             </w:tcBorders>
+            <w:shd w:fill="FFFFFF"/>
             <w:tcMar>
               <w:top w:w="85" w:type="dxa"/>
               <w:bottom w:w="85" w:type="dxa"/>
@@ -1247,13 +1247,13 @@
         <w:tc>
           <w:tcPr>
             <w:tcW w:type="dxa" w:w="3147"/>
-            <w:shd w:fill="F1F5F7"/>
             <w:tcBorders>
               <w:top w:val="single" w:sz="4" w:color="D9D9D9"/>
               <w:bottom w:val="single" w:sz="4" w:color="D9D9D9"/>
               <w:left w:val="single" w:sz="4" w:color="D9D9D9"/>
               <w:right w:val="single" w:sz="4" w:color="D9D9D9"/>
             </w:tcBorders>
+            <w:shd w:fill="F1F5F7"/>
             <w:tcMar>
               <w:top w:w="85" w:type="dxa"/>
               <w:bottom w:w="85" w:type="dxa"/>
@@ -1278,13 +1278,13 @@
         <w:tc>
           <w:tcPr>
             <w:tcW w:type="dxa" w:w="2132"/>
-            <w:shd w:fill="F1F5F7"/>
             <w:tcBorders>
               <w:top w:val="single" w:sz="4" w:color="D9D9D9"/>
               <w:bottom w:val="single" w:sz="4" w:color="D9D9D9"/>
               <w:left w:val="single" w:sz="4" w:color="D9D9D9"/>
               <w:right w:val="single" w:sz="4" w:color="D9D9D9"/>
             </w:tcBorders>
+            <w:shd w:fill="F1F5F7"/>
             <w:tcMar>
               <w:top w:w="85" w:type="dxa"/>
               <w:bottom w:w="85" w:type="dxa"/>
@@ -1309,13 +1309,13 @@
         <w:tc>
           <w:tcPr>
             <w:tcW w:type="dxa" w:w="2436"/>
-            <w:shd w:fill="F1F5F7"/>
             <w:tcBorders>
               <w:top w:val="single" w:sz="4" w:color="D9D9D9"/>
               <w:bottom w:val="single" w:sz="4" w:color="D9D9D9"/>
               <w:left w:val="single" w:sz="4" w:color="D9D9D9"/>
               <w:right w:val="single" w:sz="4" w:color="D9D9D9"/>
             </w:tcBorders>
+            <w:shd w:fill="F1F5F7"/>
             <w:tcMar>
               <w:top w:w="85" w:type="dxa"/>
               <w:bottom w:w="85" w:type="dxa"/>
@@ -1340,13 +1340,13 @@
         <w:tc>
           <w:tcPr>
             <w:tcW w:type="dxa" w:w="2436"/>
-            <w:shd w:fill="F1F5F7"/>
             <w:tcBorders>
               <w:top w:val="single" w:sz="4" w:color="D9D9D9"/>
               <w:bottom w:val="single" w:sz="4" w:color="D9D9D9"/>
               <w:left w:val="single" w:sz="4" w:color="D9D9D9"/>
               <w:right w:val="single" w:sz="4" w:color="D9D9D9"/>
             </w:tcBorders>
+            <w:shd w:fill="F1F5F7"/>
             <w:tcMar>
               <w:top w:w="85" w:type="dxa"/>
               <w:bottom w:w="85" w:type="dxa"/>
@@ -1372,13 +1372,13 @@
         <w:tc>
           <w:tcPr>
             <w:tcW w:type="dxa" w:w="3147"/>
-            <w:shd w:fill="FFFFFF"/>
             <w:tcBorders>
               <w:top w:val="single" w:sz="4" w:color="D9D9D9"/>
               <w:bottom w:val="single" w:sz="4" w:color="D9D9D9"/>
               <w:left w:val="single" w:sz="4" w:color="D9D9D9"/>
               <w:right w:val="single" w:sz="4" w:color="D9D9D9"/>
             </w:tcBorders>
+            <w:shd w:fill="FFFFFF"/>
             <w:tcMar>
               <w:top w:w="85" w:type="dxa"/>
               <w:bottom w:w="85" w:type="dxa"/>
@@ -1403,13 +1403,13 @@
         <w:tc>
           <w:tcPr>
             <w:tcW w:type="dxa" w:w="2132"/>
-            <w:shd w:fill="FFFFFF"/>
             <w:tcBorders>
               <w:top w:val="single" w:sz="4" w:color="D9D9D9"/>
               <w:bottom w:val="single" w:sz="4" w:color="D9D9D9"/>
               <w:left w:val="single" w:sz="4" w:color="D9D9D9"/>
               <w:right w:val="single" w:sz="4" w:color="D9D9D9"/>
             </w:tcBorders>
+            <w:shd w:fill="FFFFFF"/>
             <w:tcMar>
               <w:top w:w="85" w:type="dxa"/>
               <w:bottom w:w="85" w:type="dxa"/>
@@ -1434,13 +1434,13 @@
         <w:tc>
           <w:tcPr>
             <w:tcW w:type="dxa" w:w="2436"/>
-            <w:shd w:fill="FFFFFF"/>
             <w:tcBorders>
               <w:top w:val="single" w:sz="4" w:color="D9D9D9"/>
               <w:bottom w:val="single" w:sz="4" w:color="D9D9D9"/>
               <w:left w:val="single" w:sz="4" w:color="D9D9D9"/>
               <w:right w:val="single" w:sz="4" w:color="D9D9D9"/>
             </w:tcBorders>
+            <w:shd w:fill="FFFFFF"/>
             <w:tcMar>
               <w:top w:w="85" w:type="dxa"/>
               <w:bottom w:w="85" w:type="dxa"/>
@@ -1465,13 +1465,13 @@
         <w:tc>
           <w:tcPr>
             <w:tcW w:type="dxa" w:w="2436"/>
-            <w:shd w:fill="FFFFFF"/>
             <w:tcBorders>
               <w:top w:val="single" w:sz="4" w:color="D9D9D9"/>
               <w:bottom w:val="single" w:sz="4" w:color="D9D9D9"/>
               <w:left w:val="single" w:sz="4" w:color="D9D9D9"/>
               <w:right w:val="single" w:sz="4" w:color="D9D9D9"/>
             </w:tcBorders>
+            <w:shd w:fill="FFFFFF"/>
             <w:tcMar>
               <w:top w:w="85" w:type="dxa"/>
               <w:bottom w:w="85" w:type="dxa"/>
@@ -1497,13 +1497,13 @@
         <w:tc>
           <w:tcPr>
             <w:tcW w:type="dxa" w:w="3147"/>
-            <w:shd w:fill="F1F5F7"/>
             <w:tcBorders>
               <w:top w:val="single" w:sz="4" w:color="D9D9D9"/>
               <w:bottom w:val="single" w:sz="4" w:color="D9D9D9"/>
               <w:left w:val="single" w:sz="4" w:color="D9D9D9"/>
               <w:right w:val="single" w:sz="4" w:color="D9D9D9"/>
             </w:tcBorders>
+            <w:shd w:fill="F1F5F7"/>
             <w:tcMar>
               <w:top w:w="85" w:type="dxa"/>
               <w:bottom w:w="85" w:type="dxa"/>
@@ -1528,13 +1528,13 @@
         <w:tc>
           <w:tcPr>
             <w:tcW w:type="dxa" w:w="2132"/>
-            <w:shd w:fill="F1F5F7"/>
             <w:tcBorders>
               <w:top w:val="single" w:sz="4" w:color="D9D9D9"/>
               <w:bottom w:val="single" w:sz="4" w:color="D9D9D9"/>
               <w:left w:val="single" w:sz="4" w:color="D9D9D9"/>
               <w:right w:val="single" w:sz="4" w:color="D9D9D9"/>
             </w:tcBorders>
+            <w:shd w:fill="F1F5F7"/>
             <w:tcMar>
               <w:top w:w="85" w:type="dxa"/>
               <w:bottom w:w="85" w:type="dxa"/>
@@ -1559,13 +1559,13 @@
         <w:tc>
           <w:tcPr>
             <w:tcW w:type="dxa" w:w="2436"/>
-            <w:shd w:fill="F1F5F7"/>
             <w:tcBorders>
               <w:top w:val="single" w:sz="4" w:color="D9D9D9"/>
               <w:bottom w:val="single" w:sz="4" w:color="D9D9D9"/>
               <w:left w:val="single" w:sz="4" w:color="D9D9D9"/>
               <w:right w:val="single" w:sz="4" w:color="D9D9D9"/>
             </w:tcBorders>
+            <w:shd w:fill="F1F5F7"/>
             <w:tcMar>
               <w:top w:w="85" w:type="dxa"/>
               <w:bottom w:w="85" w:type="dxa"/>
@@ -1590,13 +1590,13 @@
         <w:tc>
           <w:tcPr>
             <w:tcW w:type="dxa" w:w="2436"/>
-            <w:shd w:fill="F1F5F7"/>
             <w:tcBorders>
               <w:top w:val="single" w:sz="4" w:color="D9D9D9"/>
               <w:bottom w:val="single" w:sz="4" w:color="D9D9D9"/>
               <w:left w:val="single" w:sz="4" w:color="D9D9D9"/>
               <w:right w:val="single" w:sz="4" w:color="D9D9D9"/>
             </w:tcBorders>
+            <w:shd w:fill="F1F5F7"/>
             <w:tcMar>
               <w:top w:w="85" w:type="dxa"/>
               <w:bottom w:w="85" w:type="dxa"/>
@@ -1622,13 +1622,13 @@
         <w:tc>
           <w:tcPr>
             <w:tcW w:type="dxa" w:w="3147"/>
-            <w:shd w:fill="FFFFFF"/>
             <w:tcBorders>
               <w:top w:val="single" w:sz="4" w:color="D9D9D9"/>
               <w:bottom w:val="single" w:sz="4" w:color="D9D9D9"/>
               <w:left w:val="single" w:sz="4" w:color="D9D9D9"/>
               <w:right w:val="single" w:sz="4" w:color="D9D9D9"/>
             </w:tcBorders>
+            <w:shd w:fill="FFFFFF"/>
             <w:tcMar>
               <w:top w:w="85" w:type="dxa"/>
               <w:bottom w:w="85" w:type="dxa"/>
@@ -1653,13 +1653,13 @@
         <w:tc>
           <w:tcPr>
             <w:tcW w:type="dxa" w:w="2132"/>
-            <w:shd w:fill="FFFFFF"/>
             <w:tcBorders>
               <w:top w:val="single" w:sz="4" w:color="D9D9D9"/>
               <w:bottom w:val="single" w:sz="4" w:color="D9D9D9"/>
               <w:left w:val="single" w:sz="4" w:color="D9D9D9"/>
               <w:right w:val="single" w:sz="4" w:color="D9D9D9"/>
             </w:tcBorders>
+            <w:shd w:fill="FFFFFF"/>
             <w:tcMar>
               <w:top w:w="85" w:type="dxa"/>
               <w:bottom w:w="85" w:type="dxa"/>
@@ -1684,13 +1684,13 @@
         <w:tc>
           <w:tcPr>
             <w:tcW w:type="dxa" w:w="2436"/>
-            <w:shd w:fill="FFFFFF"/>
             <w:tcBorders>
               <w:top w:val="single" w:sz="4" w:color="D9D9D9"/>
               <w:bottom w:val="single" w:sz="4" w:color="D9D9D9"/>
               <w:left w:val="single" w:sz="4" w:color="D9D9D9"/>
               <w:right w:val="single" w:sz="4" w:color="D9D9D9"/>
             </w:tcBorders>
+            <w:shd w:fill="FFFFFF"/>
             <w:tcMar>
               <w:top w:w="85" w:type="dxa"/>
               <w:bottom w:w="85" w:type="dxa"/>
@@ -1715,13 +1715,13 @@
         <w:tc>
           <w:tcPr>
             <w:tcW w:type="dxa" w:w="2436"/>
-            <w:shd w:fill="FFFFFF"/>
             <w:tcBorders>
               <w:top w:val="single" w:sz="4" w:color="D9D9D9"/>
               <w:bottom w:val="single" w:sz="4" w:color="D9D9D9"/>
               <w:left w:val="single" w:sz="4" w:color="D9D9D9"/>
               <w:right w:val="single" w:sz="4" w:color="D9D9D9"/>
             </w:tcBorders>
+            <w:shd w:fill="FFFFFF"/>
             <w:tcMar>
               <w:top w:w="85" w:type="dxa"/>
               <w:bottom w:w="85" w:type="dxa"/>
@@ -2242,13 +2242,13 @@
         <w:tc>
           <w:tcPr>
             <w:tcW w:type="dxa" w:w="4670"/>
-            <w:shd w:fill="142D40"/>
             <w:tcBorders>
               <w:top w:val="single" w:sz="4" w:color="D9D9D9"/>
               <w:bottom w:val="single" w:sz="4" w:color="D9D9D9"/>
               <w:left w:val="single" w:sz="4" w:color="D9D9D9"/>
               <w:right w:val="single" w:sz="4" w:color="D9D9D9"/>
             </w:tcBorders>
+            <w:shd w:fill="142D40"/>
             <w:tcMar>
               <w:top w:w="85" w:type="dxa"/>
               <w:bottom w:w="85" w:type="dxa"/>
@@ -2273,13 +2273,13 @@
         <w:tc>
           <w:tcPr>
             <w:tcW w:type="dxa" w:w="1827"/>
-            <w:shd w:fill="142D40"/>
             <w:tcBorders>
               <w:top w:val="single" w:sz="4" w:color="D9D9D9"/>
               <w:bottom w:val="single" w:sz="4" w:color="D9D9D9"/>
               <w:left w:val="single" w:sz="4" w:color="D9D9D9"/>
               <w:right w:val="single" w:sz="4" w:color="D9D9D9"/>
             </w:tcBorders>
+            <w:shd w:fill="142D40"/>
             <w:tcMar>
               <w:top w:w="85" w:type="dxa"/>
               <w:bottom w:w="85" w:type="dxa"/>
@@ -2304,13 +2304,13 @@
         <w:tc>
           <w:tcPr>
             <w:tcW w:type="dxa" w:w="1827"/>
-            <w:shd w:fill="142D40"/>
             <w:tcBorders>
               <w:top w:val="single" w:sz="4" w:color="D9D9D9"/>
               <w:bottom w:val="single" w:sz="4" w:color="D9D9D9"/>
               <w:left w:val="single" w:sz="4" w:color="D9D9D9"/>
               <w:right w:val="single" w:sz="4" w:color="D9D9D9"/>
             </w:tcBorders>
+            <w:shd w:fill="142D40"/>
             <w:tcMar>
               <w:top w:w="85" w:type="dxa"/>
               <w:bottom w:w="85" w:type="dxa"/>
@@ -2335,13 +2335,13 @@
         <w:tc>
           <w:tcPr>
             <w:tcW w:type="dxa" w:w="1827"/>
-            <w:shd w:fill="142D40"/>
             <w:tcBorders>
               <w:top w:val="single" w:sz="4" w:color="D9D9D9"/>
               <w:bottom w:val="single" w:sz="4" w:color="D9D9D9"/>
               <w:left w:val="single" w:sz="4" w:color="D9D9D9"/>
               <w:right w:val="single" w:sz="4" w:color="D9D9D9"/>
             </w:tcBorders>
+            <w:shd w:fill="142D40"/>
             <w:tcMar>
               <w:top w:w="85" w:type="dxa"/>
               <w:bottom w:w="85" w:type="dxa"/>
@@ -2368,13 +2368,13 @@
         <w:tc>
           <w:tcPr>
             <w:tcW w:type="dxa" w:w="4670"/>
-            <w:shd w:fill="FFFFFF"/>
             <w:tcBorders>
               <w:top w:val="single" w:sz="4" w:color="D9D9D9"/>
               <w:bottom w:val="single" w:sz="4" w:color="D9D9D9"/>
               <w:left w:val="single" w:sz="4" w:color="D9D9D9"/>
               <w:right w:val="single" w:sz="4" w:color="D9D9D9"/>
             </w:tcBorders>
+            <w:shd w:fill="FFFFFF"/>
             <w:tcMar>
               <w:top w:w="85" w:type="dxa"/>
               <w:bottom w:w="85" w:type="dxa"/>
@@ -2399,13 +2399,13 @@
         <w:tc>
           <w:tcPr>
             <w:tcW w:type="dxa" w:w="1827"/>
-            <w:shd w:fill="FFFFFF"/>
             <w:tcBorders>
               <w:top w:val="single" w:sz="4" w:color="D9D9D9"/>
               <w:bottom w:val="single" w:sz="4" w:color="D9D9D9"/>
               <w:left w:val="single" w:sz="4" w:color="D9D9D9"/>
               <w:right w:val="single" w:sz="4" w:color="D9D9D9"/>
             </w:tcBorders>
+            <w:shd w:fill="FFFFFF"/>
             <w:tcMar>
               <w:top w:w="85" w:type="dxa"/>
               <w:bottom w:w="85" w:type="dxa"/>
@@ -2429,13 +2429,13 @@
         <w:tc>
           <w:tcPr>
             <w:tcW w:type="dxa" w:w="1827"/>
-            <w:shd w:fill="FFFFFF"/>
             <w:tcBorders>
               <w:top w:val="single" w:sz="4" w:color="D9D9D9"/>
               <w:bottom w:val="single" w:sz="4" w:color="D9D9D9"/>
               <w:left w:val="single" w:sz="4" w:color="D9D9D9"/>
               <w:right w:val="single" w:sz="4" w:color="D9D9D9"/>
             </w:tcBorders>
+            <w:shd w:fill="FFFFFF"/>
             <w:tcMar>
               <w:top w:w="85" w:type="dxa"/>
               <w:bottom w:w="85" w:type="dxa"/>
@@ -2459,13 +2459,13 @@
         <w:tc>
           <w:tcPr>
             <w:tcW w:type="dxa" w:w="1827"/>
-            <w:shd w:fill="FFFFFF"/>
             <w:tcBorders>
               <w:top w:val="single" w:sz="4" w:color="D9D9D9"/>
               <w:bottom w:val="single" w:sz="4" w:color="D9D9D9"/>
               <w:left w:val="single" w:sz="4" w:color="D9D9D9"/>
               <w:right w:val="single" w:sz="4" w:color="D9D9D9"/>
             </w:tcBorders>
+            <w:shd w:fill="FFFFFF"/>
             <w:tcMar>
               <w:top w:w="85" w:type="dxa"/>
               <w:bottom w:w="85" w:type="dxa"/>
@@ -2491,13 +2491,13 @@
         <w:tc>
           <w:tcPr>
             <w:tcW w:type="dxa" w:w="4670"/>
-            <w:shd w:fill="F1F5F7"/>
             <w:tcBorders>
               <w:top w:val="single" w:sz="4" w:color="D9D9D9"/>
               <w:bottom w:val="single" w:sz="4" w:color="D9D9D9"/>
               <w:left w:val="single" w:sz="4" w:color="D9D9D9"/>
               <w:right w:val="single" w:sz="4" w:color="D9D9D9"/>
             </w:tcBorders>
+            <w:shd w:fill="F1F5F7"/>
             <w:tcMar>
               <w:top w:w="85" w:type="dxa"/>
               <w:bottom w:w="85" w:type="dxa"/>
@@ -2522,13 +2522,13 @@
         <w:tc>
           <w:tcPr>
             <w:tcW w:type="dxa" w:w="1827"/>
-            <w:shd w:fill="F1F5F7"/>
             <w:tcBorders>
               <w:top w:val="single" w:sz="4" w:color="D9D9D9"/>
               <w:bottom w:val="single" w:sz="4" w:color="D9D9D9"/>
               <w:left w:val="single" w:sz="4" w:color="D9D9D9"/>
               <w:right w:val="single" w:sz="4" w:color="D9D9D9"/>
             </w:tcBorders>
+            <w:shd w:fill="F1F5F7"/>
             <w:tcMar>
               <w:top w:w="85" w:type="dxa"/>
               <w:bottom w:w="85" w:type="dxa"/>
@@ -2552,13 +2552,13 @@
         <w:tc>
           <w:tcPr>
             <w:tcW w:type="dxa" w:w="1827"/>
-            <w:shd w:fill="F1F5F7"/>
             <w:tcBorders>
               <w:top w:val="single" w:sz="4" w:color="D9D9D9"/>
               <w:bottom w:val="single" w:sz="4" w:color="D9D9D9"/>
               <w:left w:val="single" w:sz="4" w:color="D9D9D9"/>
               <w:right w:val="single" w:sz="4" w:color="D9D9D9"/>
             </w:tcBorders>
+            <w:shd w:fill="F1F5F7"/>
             <w:tcMar>
               <w:top w:w="85" w:type="dxa"/>
               <w:bottom w:w="85" w:type="dxa"/>
@@ -2582,13 +2582,13 @@
         <w:tc>
           <w:tcPr>
             <w:tcW w:type="dxa" w:w="1827"/>
-            <w:shd w:fill="F1F5F7"/>
             <w:tcBorders>
               <w:top w:val="single" w:sz="4" w:color="D9D9D9"/>
               <w:bottom w:val="single" w:sz="4" w:color="D9D9D9"/>
               <w:left w:val="single" w:sz="4" w:color="D9D9D9"/>
               <w:right w:val="single" w:sz="4" w:color="D9D9D9"/>
             </w:tcBorders>
+            <w:shd w:fill="F1F5F7"/>
             <w:tcMar>
               <w:top w:w="85" w:type="dxa"/>
               <w:bottom w:w="85" w:type="dxa"/>
@@ -2614,13 +2614,13 @@
         <w:tc>
           <w:tcPr>
             <w:tcW w:type="dxa" w:w="4670"/>
-            <w:shd w:fill="FFFFFF"/>
             <w:tcBorders>
               <w:top w:val="single" w:sz="4" w:color="D9D9D9"/>
               <w:bottom w:val="single" w:sz="4" w:color="D9D9D9"/>
               <w:left w:val="single" w:sz="4" w:color="D9D9D9"/>
               <w:right w:val="single" w:sz="4" w:color="D9D9D9"/>
             </w:tcBorders>
+            <w:shd w:fill="FFFFFF"/>
             <w:tcMar>
               <w:top w:w="85" w:type="dxa"/>
               <w:bottom w:w="85" w:type="dxa"/>
@@ -2645,13 +2645,13 @@
         <w:tc>
           <w:tcPr>
             <w:tcW w:type="dxa" w:w="1827"/>
-            <w:shd w:fill="FFFFFF"/>
             <w:tcBorders>
               <w:top w:val="single" w:sz="4" w:color="D9D9D9"/>
               <w:bottom w:val="single" w:sz="4" w:color="D9D9D9"/>
               <w:left w:val="single" w:sz="4" w:color="D9D9D9"/>
               <w:right w:val="single" w:sz="4" w:color="D9D9D9"/>
             </w:tcBorders>
+            <w:shd w:fill="FFFFFF"/>
             <w:tcMar>
               <w:top w:w="85" w:type="dxa"/>
               <w:bottom w:w="85" w:type="dxa"/>
@@ -2675,13 +2675,13 @@
         <w:tc>
           <w:tcPr>
             <w:tcW w:type="dxa" w:w="1827"/>
-            <w:shd w:fill="FFFFFF"/>
             <w:tcBorders>
               <w:top w:val="single" w:sz="4" w:color="D9D9D9"/>
               <w:bottom w:val="single" w:sz="4" w:color="D9D9D9"/>
               <w:left w:val="single" w:sz="4" w:color="D9D9D9"/>
               <w:right w:val="single" w:sz="4" w:color="D9D9D9"/>
             </w:tcBorders>
+            <w:shd w:fill="FFFFFF"/>
             <w:tcMar>
               <w:top w:w="85" w:type="dxa"/>
               <w:bottom w:w="85" w:type="dxa"/>
@@ -2705,13 +2705,13 @@
         <w:tc>
           <w:tcPr>
             <w:tcW w:type="dxa" w:w="1827"/>
-            <w:shd w:fill="FFFFFF"/>
             <w:tcBorders>
               <w:top w:val="single" w:sz="4" w:color="D9D9D9"/>
               <w:bottom w:val="single" w:sz="4" w:color="D9D9D9"/>
               <w:left w:val="single" w:sz="4" w:color="D9D9D9"/>
               <w:right w:val="single" w:sz="4" w:color="D9D9D9"/>
             </w:tcBorders>
+            <w:shd w:fill="FFFFFF"/>
             <w:tcMar>
               <w:top w:w="85" w:type="dxa"/>
               <w:bottom w:w="85" w:type="dxa"/>
@@ -2737,13 +2737,13 @@
         <w:tc>
           <w:tcPr>
             <w:tcW w:type="dxa" w:w="4670"/>
-            <w:shd w:fill="F1F5F7"/>
             <w:tcBorders>
               <w:top w:val="single" w:sz="4" w:color="D9D9D9"/>
               <w:bottom w:val="single" w:sz="4" w:color="D9D9D9"/>
               <w:left w:val="single" w:sz="4" w:color="D9D9D9"/>
               <w:right w:val="single" w:sz="4" w:color="D9D9D9"/>
             </w:tcBorders>
+            <w:shd w:fill="F1F5F7"/>
             <w:tcMar>
               <w:top w:w="85" w:type="dxa"/>
               <w:bottom w:w="85" w:type="dxa"/>
@@ -2768,13 +2768,13 @@
         <w:tc>
           <w:tcPr>
             <w:tcW w:type="dxa" w:w="1827"/>
-            <w:shd w:fill="F1F5F7"/>
             <w:tcBorders>
               <w:top w:val="single" w:sz="4" w:color="D9D9D9"/>
               <w:bottom w:val="single" w:sz="4" w:color="D9D9D9"/>
               <w:left w:val="single" w:sz="4" w:color="D9D9D9"/>
               <w:right w:val="single" w:sz="4" w:color="D9D9D9"/>
             </w:tcBorders>
+            <w:shd w:fill="F1F5F7"/>
             <w:tcMar>
               <w:top w:w="85" w:type="dxa"/>
               <w:bottom w:w="85" w:type="dxa"/>
@@ -2798,13 +2798,13 @@
         <w:tc>
           <w:tcPr>
             <w:tcW w:type="dxa" w:w="1827"/>
-            <w:shd w:fill="F1F5F7"/>
             <w:tcBorders>
               <w:top w:val="single" w:sz="4" w:color="D9D9D9"/>
               <w:bottom w:val="single" w:sz="4" w:color="D9D9D9"/>
               <w:left w:val="single" w:sz="4" w:color="D9D9D9"/>
               <w:right w:val="single" w:sz="4" w:color="D9D9D9"/>
             </w:tcBorders>
+            <w:shd w:fill="F1F5F7"/>
             <w:tcMar>
               <w:top w:w="85" w:type="dxa"/>
               <w:bottom w:w="85" w:type="dxa"/>
@@ -2828,13 +2828,13 @@
         <w:tc>
           <w:tcPr>
             <w:tcW w:type="dxa" w:w="1827"/>
-            <w:shd w:fill="F1F5F7"/>
             <w:tcBorders>
               <w:top w:val="single" w:sz="4" w:color="D9D9D9"/>
               <w:bottom w:val="single" w:sz="4" w:color="D9D9D9"/>
               <w:left w:val="single" w:sz="4" w:color="D9D9D9"/>
               <w:right w:val="single" w:sz="4" w:color="D9D9D9"/>
             </w:tcBorders>
+            <w:shd w:fill="F1F5F7"/>
             <w:tcMar>
               <w:top w:w="85" w:type="dxa"/>
               <w:bottom w:w="85" w:type="dxa"/>
@@ -2977,13 +2977,13 @@
         <w:tc>
           <w:tcPr>
             <w:tcW w:type="dxa" w:w="4670"/>
-            <w:shd w:fill="142D40"/>
             <w:tcBorders>
               <w:top w:val="single" w:sz="4" w:color="D9D9D9"/>
               <w:bottom w:val="single" w:sz="4" w:color="D9D9D9"/>
               <w:left w:val="single" w:sz="4" w:color="D9D9D9"/>
               <w:right w:val="single" w:sz="4" w:color="D9D9D9"/>
             </w:tcBorders>
+            <w:shd w:fill="142D40"/>
             <w:tcMar>
               <w:top w:w="85" w:type="dxa"/>
               <w:bottom w:w="85" w:type="dxa"/>
@@ -3008,13 +3008,13 @@
         <w:tc>
           <w:tcPr>
             <w:tcW w:type="dxa" w:w="5482"/>
-            <w:shd w:fill="142D40"/>
             <w:tcBorders>
               <w:top w:val="single" w:sz="4" w:color="D9D9D9"/>
               <w:bottom w:val="single" w:sz="4" w:color="D9D9D9"/>
               <w:left w:val="single" w:sz="4" w:color="D9D9D9"/>
               <w:right w:val="single" w:sz="4" w:color="D9D9D9"/>
             </w:tcBorders>
+            <w:shd w:fill="142D40"/>
             <w:tcMar>
               <w:top w:w="85" w:type="dxa"/>
               <w:bottom w:w="85" w:type="dxa"/>
@@ -3041,13 +3041,13 @@
         <w:tc>
           <w:tcPr>
             <w:tcW w:type="dxa" w:w="4670"/>
-            <w:shd w:fill="FFFFFF"/>
             <w:tcBorders>
               <w:top w:val="single" w:sz="4" w:color="D9D9D9"/>
               <w:bottom w:val="single" w:sz="4" w:color="D9D9D9"/>
               <w:left w:val="single" w:sz="4" w:color="D9D9D9"/>
               <w:right w:val="single" w:sz="4" w:color="D9D9D9"/>
             </w:tcBorders>
+            <w:shd w:fill="FFFFFF"/>
             <w:tcMar>
               <w:top w:w="85" w:type="dxa"/>
               <w:bottom w:w="85" w:type="dxa"/>
@@ -3072,13 +3072,13 @@
         <w:tc>
           <w:tcPr>
             <w:tcW w:type="dxa" w:w="5482"/>
-            <w:shd w:fill="FFFFFF"/>
             <w:tcBorders>
               <w:top w:val="single" w:sz="4" w:color="D9D9D9"/>
               <w:bottom w:val="single" w:sz="4" w:color="D9D9D9"/>
               <w:left w:val="single" w:sz="4" w:color="D9D9D9"/>
               <w:right w:val="single" w:sz="4" w:color="D9D9D9"/>
             </w:tcBorders>
+            <w:shd w:fill="FFFFFF"/>
             <w:tcMar>
               <w:top w:w="85" w:type="dxa"/>
               <w:bottom w:w="85" w:type="dxa"/>
@@ -3105,13 +3105,13 @@
         <w:tc>
           <w:tcPr>
             <w:tcW w:type="dxa" w:w="4670"/>
-            <w:shd w:fill="F1F5F7"/>
             <w:tcBorders>
               <w:top w:val="single" w:sz="4" w:color="D9D9D9"/>
               <w:bottom w:val="single" w:sz="4" w:color="D9D9D9"/>
               <w:left w:val="single" w:sz="4" w:color="D9D9D9"/>
               <w:right w:val="single" w:sz="4" w:color="D9D9D9"/>
             </w:tcBorders>
+            <w:shd w:fill="F1F5F7"/>
             <w:tcMar>
               <w:top w:w="85" w:type="dxa"/>
               <w:bottom w:w="85" w:type="dxa"/>
@@ -3136,13 +3136,13 @@
         <w:tc>
           <w:tcPr>
             <w:tcW w:type="dxa" w:w="5482"/>
-            <w:shd w:fill="F1F5F7"/>
             <w:tcBorders>
               <w:top w:val="single" w:sz="4" w:color="D9D9D9"/>
               <w:bottom w:val="single" w:sz="4" w:color="D9D9D9"/>
               <w:left w:val="single" w:sz="4" w:color="D9D9D9"/>
               <w:right w:val="single" w:sz="4" w:color="D9D9D9"/>
             </w:tcBorders>
+            <w:shd w:fill="F1F5F7"/>
             <w:tcMar>
               <w:top w:w="85" w:type="dxa"/>
               <w:bottom w:w="85" w:type="dxa"/>
@@ -3169,13 +3169,13 @@
         <w:tc>
           <w:tcPr>
             <w:tcW w:type="dxa" w:w="4670"/>
-            <w:shd w:fill="FFFFFF"/>
             <w:tcBorders>
               <w:top w:val="single" w:sz="4" w:color="D9D9D9"/>
               <w:bottom w:val="single" w:sz="4" w:color="D9D9D9"/>
               <w:left w:val="single" w:sz="4" w:color="D9D9D9"/>
               <w:right w:val="single" w:sz="4" w:color="D9D9D9"/>
             </w:tcBorders>
+            <w:shd w:fill="FFFFFF"/>
             <w:tcMar>
               <w:top w:w="85" w:type="dxa"/>
               <w:bottom w:w="85" w:type="dxa"/>
@@ -3200,13 +3200,13 @@
         <w:tc>
           <w:tcPr>
             <w:tcW w:type="dxa" w:w="5482"/>
-            <w:shd w:fill="FFFFFF"/>
             <w:tcBorders>
               <w:top w:val="single" w:sz="4" w:color="D9D9D9"/>
               <w:bottom w:val="single" w:sz="4" w:color="D9D9D9"/>
               <w:left w:val="single" w:sz="4" w:color="D9D9D9"/>
               <w:right w:val="single" w:sz="4" w:color="D9D9D9"/>
             </w:tcBorders>
+            <w:shd w:fill="FFFFFF"/>
             <w:tcMar>
               <w:top w:w="85" w:type="dxa"/>
               <w:bottom w:w="85" w:type="dxa"/>
@@ -3233,13 +3233,13 @@
         <w:tc>
           <w:tcPr>
             <w:tcW w:type="dxa" w:w="4670"/>
-            <w:shd w:fill="F1F5F7"/>
             <w:tcBorders>
               <w:top w:val="single" w:sz="4" w:color="D9D9D9"/>
               <w:bottom w:val="single" w:sz="4" w:color="D9D9D9"/>
               <w:left w:val="single" w:sz="4" w:color="D9D9D9"/>
               <w:right w:val="single" w:sz="4" w:color="D9D9D9"/>
             </w:tcBorders>
+            <w:shd w:fill="F1F5F7"/>
             <w:tcMar>
               <w:top w:w="85" w:type="dxa"/>
               <w:bottom w:w="85" w:type="dxa"/>
@@ -3264,13 +3264,13 @@
         <w:tc>
           <w:tcPr>
             <w:tcW w:type="dxa" w:w="5482"/>
-            <w:shd w:fill="F1F5F7"/>
             <w:tcBorders>
               <w:top w:val="single" w:sz="4" w:color="D9D9D9"/>
               <w:bottom w:val="single" w:sz="4" w:color="D9D9D9"/>
               <w:left w:val="single" w:sz="4" w:color="D9D9D9"/>
               <w:right w:val="single" w:sz="4" w:color="D9D9D9"/>
             </w:tcBorders>
+            <w:shd w:fill="F1F5F7"/>
             <w:tcMar>
               <w:top w:w="85" w:type="dxa"/>
               <w:bottom w:w="85" w:type="dxa"/>
@@ -3297,13 +3297,13 @@
         <w:tc>
           <w:tcPr>
             <w:tcW w:type="dxa" w:w="4670"/>
-            <w:shd w:fill="FFFFFF"/>
             <w:tcBorders>
               <w:top w:val="single" w:sz="4" w:color="D9D9D9"/>
               <w:bottom w:val="single" w:sz="4" w:color="D9D9D9"/>
               <w:left w:val="single" w:sz="4" w:color="D9D9D9"/>
               <w:right w:val="single" w:sz="4" w:color="D9D9D9"/>
             </w:tcBorders>
+            <w:shd w:fill="FFFFFF"/>
             <w:tcMar>
               <w:top w:w="85" w:type="dxa"/>
               <w:bottom w:w="85" w:type="dxa"/>
@@ -3328,13 +3328,13 @@
         <w:tc>
           <w:tcPr>
             <w:tcW w:type="dxa" w:w="5482"/>
-            <w:shd w:fill="FFFFFF"/>
             <w:tcBorders>
               <w:top w:val="single" w:sz="4" w:color="D9D9D9"/>
               <w:bottom w:val="single" w:sz="4" w:color="D9D9D9"/>
               <w:left w:val="single" w:sz="4" w:color="D9D9D9"/>
               <w:right w:val="single" w:sz="4" w:color="D9D9D9"/>
             </w:tcBorders>
+            <w:shd w:fill="FFFFFF"/>
             <w:tcMar>
               <w:top w:w="85" w:type="dxa"/>
               <w:bottom w:w="85" w:type="dxa"/>

--- a/resources/gcse-business-market-research-bubble-tea/GCSE-Business-Market-Research-Bubble-Tea-Student.docx
+++ b/resources/gcse-business-market-research-bubble-tea/GCSE-Business-Market-Research-Bubble-Tea-Student.docx
@@ -54,15 +54,15 @@
             <w:tcW w:type="dxa" w:w="7106"/>
             <w:tcBorders>
               <w:top w:val="single" w:sz="4" w:color="D9D9D9"/>
+              <w:left w:val="single" w:sz="4" w:color="D9D9D9"/>
               <w:bottom w:val="single" w:sz="4" w:color="D9D9D9"/>
-              <w:left w:val="single" w:sz="4" w:color="D9D9D9"/>
               <w:right w:val="single" w:sz="4" w:color="D9D9D9"/>
             </w:tcBorders>
             <w:shd w:fill="142D40"/>
             <w:tcMar>
               <w:top w:w="85" w:type="dxa"/>
+              <w:left w:w="85" w:type="dxa"/>
               <w:bottom w:w="85" w:type="dxa"/>
-              <w:left w:w="85" w:type="dxa"/>
               <w:right w:w="85" w:type="dxa"/>
             </w:tcMar>
           </w:tcPr>
@@ -85,15 +85,15 @@
             <w:tcW w:type="dxa" w:w="3046"/>
             <w:tcBorders>
               <w:top w:val="single" w:sz="4" w:color="D9D9D9"/>
+              <w:left w:val="single" w:sz="4" w:color="D9D9D9"/>
               <w:bottom w:val="single" w:sz="4" w:color="D9D9D9"/>
-              <w:left w:val="single" w:sz="4" w:color="D9D9D9"/>
               <w:right w:val="single" w:sz="4" w:color="D9D9D9"/>
             </w:tcBorders>
             <w:shd w:fill="142D40"/>
             <w:tcMar>
               <w:top w:w="85" w:type="dxa"/>
+              <w:left w:w="85" w:type="dxa"/>
               <w:bottom w:w="85" w:type="dxa"/>
-              <w:left w:w="85" w:type="dxa"/>
               <w:right w:w="85" w:type="dxa"/>
             </w:tcMar>
           </w:tcPr>
@@ -118,15 +118,15 @@
             <w:tcW w:type="dxa" w:w="7106"/>
             <w:tcBorders>
               <w:top w:val="single" w:sz="4" w:color="D9D9D9"/>
+              <w:left w:val="single" w:sz="4" w:color="D9D9D9"/>
               <w:bottom w:val="single" w:sz="4" w:color="D9D9D9"/>
-              <w:left w:val="single" w:sz="4" w:color="D9D9D9"/>
               <w:right w:val="single" w:sz="4" w:color="D9D9D9"/>
             </w:tcBorders>
             <w:shd w:fill="FFFFFF"/>
             <w:tcMar>
               <w:top w:w="85" w:type="dxa"/>
+              <w:left w:w="85" w:type="dxa"/>
               <w:bottom w:w="85" w:type="dxa"/>
-              <w:left w:w="85" w:type="dxa"/>
               <w:right w:w="85" w:type="dxa"/>
             </w:tcMar>
           </w:tcPr>
@@ -149,15 +149,15 @@
             <w:tcW w:type="dxa" w:w="3046"/>
             <w:tcBorders>
               <w:top w:val="single" w:sz="4" w:color="D9D9D9"/>
+              <w:left w:val="single" w:sz="4" w:color="D9D9D9"/>
               <w:bottom w:val="single" w:sz="4" w:color="D9D9D9"/>
-              <w:left w:val="single" w:sz="4" w:color="D9D9D9"/>
               <w:right w:val="single" w:sz="4" w:color="D9D9D9"/>
             </w:tcBorders>
             <w:shd w:fill="FFFFFF"/>
             <w:tcMar>
               <w:top w:w="85" w:type="dxa"/>
+              <w:left w:w="85" w:type="dxa"/>
               <w:bottom w:w="85" w:type="dxa"/>
-              <w:left w:w="85" w:type="dxa"/>
               <w:right w:w="85" w:type="dxa"/>
             </w:tcMar>
           </w:tcPr>
@@ -181,15 +181,15 @@
             <w:tcW w:type="dxa" w:w="7106"/>
             <w:tcBorders>
               <w:top w:val="single" w:sz="4" w:color="D9D9D9"/>
+              <w:left w:val="single" w:sz="4" w:color="D9D9D9"/>
               <w:bottom w:val="single" w:sz="4" w:color="D9D9D9"/>
-              <w:left w:val="single" w:sz="4" w:color="D9D9D9"/>
               <w:right w:val="single" w:sz="4" w:color="D9D9D9"/>
             </w:tcBorders>
             <w:shd w:fill="F1F5F7"/>
             <w:tcMar>
               <w:top w:w="85" w:type="dxa"/>
+              <w:left w:w="85" w:type="dxa"/>
               <w:bottom w:w="85" w:type="dxa"/>
-              <w:left w:w="85" w:type="dxa"/>
               <w:right w:w="85" w:type="dxa"/>
             </w:tcMar>
           </w:tcPr>
@@ -212,15 +212,15 @@
             <w:tcW w:type="dxa" w:w="3046"/>
             <w:tcBorders>
               <w:top w:val="single" w:sz="4" w:color="D9D9D9"/>
+              <w:left w:val="single" w:sz="4" w:color="D9D9D9"/>
               <w:bottom w:val="single" w:sz="4" w:color="D9D9D9"/>
-              <w:left w:val="single" w:sz="4" w:color="D9D9D9"/>
               <w:right w:val="single" w:sz="4" w:color="D9D9D9"/>
             </w:tcBorders>
             <w:shd w:fill="F1F5F7"/>
             <w:tcMar>
               <w:top w:w="85" w:type="dxa"/>
+              <w:left w:w="85" w:type="dxa"/>
               <w:bottom w:w="85" w:type="dxa"/>
-              <w:left w:w="85" w:type="dxa"/>
               <w:right w:w="85" w:type="dxa"/>
             </w:tcMar>
           </w:tcPr>
@@ -244,15 +244,15 @@
             <w:tcW w:type="dxa" w:w="7106"/>
             <w:tcBorders>
               <w:top w:val="single" w:sz="4" w:color="D9D9D9"/>
+              <w:left w:val="single" w:sz="4" w:color="D9D9D9"/>
               <w:bottom w:val="single" w:sz="4" w:color="D9D9D9"/>
-              <w:left w:val="single" w:sz="4" w:color="D9D9D9"/>
               <w:right w:val="single" w:sz="4" w:color="D9D9D9"/>
             </w:tcBorders>
             <w:shd w:fill="FFFFFF"/>
             <w:tcMar>
               <w:top w:w="85" w:type="dxa"/>
+              <w:left w:w="85" w:type="dxa"/>
               <w:bottom w:w="85" w:type="dxa"/>
-              <w:left w:w="85" w:type="dxa"/>
               <w:right w:w="85" w:type="dxa"/>
             </w:tcMar>
           </w:tcPr>
@@ -275,15 +275,15 @@
             <w:tcW w:type="dxa" w:w="3046"/>
             <w:tcBorders>
               <w:top w:val="single" w:sz="4" w:color="D9D9D9"/>
+              <w:left w:val="single" w:sz="4" w:color="D9D9D9"/>
               <w:bottom w:val="single" w:sz="4" w:color="D9D9D9"/>
-              <w:left w:val="single" w:sz="4" w:color="D9D9D9"/>
               <w:right w:val="single" w:sz="4" w:color="D9D9D9"/>
             </w:tcBorders>
             <w:shd w:fill="FFFFFF"/>
             <w:tcMar>
               <w:top w:w="85" w:type="dxa"/>
+              <w:left w:w="85" w:type="dxa"/>
               <w:bottom w:w="85" w:type="dxa"/>
-              <w:left w:w="85" w:type="dxa"/>
               <w:right w:w="85" w:type="dxa"/>
             </w:tcMar>
           </w:tcPr>
@@ -307,15 +307,15 @@
             <w:tcW w:type="dxa" w:w="7106"/>
             <w:tcBorders>
               <w:top w:val="single" w:sz="4" w:color="D9D9D9"/>
+              <w:left w:val="single" w:sz="4" w:color="D9D9D9"/>
               <w:bottom w:val="single" w:sz="4" w:color="D9D9D9"/>
-              <w:left w:val="single" w:sz="4" w:color="D9D9D9"/>
               <w:right w:val="single" w:sz="4" w:color="D9D9D9"/>
             </w:tcBorders>
             <w:shd w:fill="F1F5F7"/>
             <w:tcMar>
               <w:top w:w="85" w:type="dxa"/>
+              <w:left w:w="85" w:type="dxa"/>
               <w:bottom w:w="85" w:type="dxa"/>
-              <w:left w:w="85" w:type="dxa"/>
               <w:right w:w="85" w:type="dxa"/>
             </w:tcMar>
           </w:tcPr>
@@ -338,15 +338,15 @@
             <w:tcW w:type="dxa" w:w="3046"/>
             <w:tcBorders>
               <w:top w:val="single" w:sz="4" w:color="D9D9D9"/>
+              <w:left w:val="single" w:sz="4" w:color="D9D9D9"/>
               <w:bottom w:val="single" w:sz="4" w:color="D9D9D9"/>
-              <w:left w:val="single" w:sz="4" w:color="D9D9D9"/>
               <w:right w:val="single" w:sz="4" w:color="D9D9D9"/>
             </w:tcBorders>
             <w:shd w:fill="F1F5F7"/>
             <w:tcMar>
               <w:top w:w="85" w:type="dxa"/>
+              <w:left w:w="85" w:type="dxa"/>
               <w:bottom w:w="85" w:type="dxa"/>
-              <w:left w:w="85" w:type="dxa"/>
               <w:right w:w="85" w:type="dxa"/>
             </w:tcMar>
           </w:tcPr>
@@ -416,15 +416,15 @@
             <w:tcW w:type="dxa" w:w="4061"/>
             <w:tcBorders>
               <w:top w:val="single" w:sz="4" w:color="D9D9D9"/>
+              <w:left w:val="single" w:sz="4" w:color="D9D9D9"/>
               <w:bottom w:val="single" w:sz="4" w:color="D9D9D9"/>
-              <w:left w:val="single" w:sz="4" w:color="D9D9D9"/>
               <w:right w:val="single" w:sz="4" w:color="D9D9D9"/>
             </w:tcBorders>
             <w:shd w:fill="142D40"/>
             <w:tcMar>
               <w:top w:w="85" w:type="dxa"/>
+              <w:left w:w="85" w:type="dxa"/>
               <w:bottom w:w="85" w:type="dxa"/>
-              <w:left w:w="85" w:type="dxa"/>
               <w:right w:w="85" w:type="dxa"/>
             </w:tcMar>
           </w:tcPr>
@@ -447,15 +447,15 @@
             <w:tcW w:type="dxa" w:w="2233"/>
             <w:tcBorders>
               <w:top w:val="single" w:sz="4" w:color="D9D9D9"/>
+              <w:left w:val="single" w:sz="4" w:color="D9D9D9"/>
               <w:bottom w:val="single" w:sz="4" w:color="D9D9D9"/>
-              <w:left w:val="single" w:sz="4" w:color="D9D9D9"/>
               <w:right w:val="single" w:sz="4" w:color="D9D9D9"/>
             </w:tcBorders>
             <w:shd w:fill="142D40"/>
             <w:tcMar>
               <w:top w:w="85" w:type="dxa"/>
+              <w:left w:w="85" w:type="dxa"/>
               <w:bottom w:w="85" w:type="dxa"/>
-              <w:left w:w="85" w:type="dxa"/>
               <w:right w:w="85" w:type="dxa"/>
             </w:tcMar>
           </w:tcPr>
@@ -478,15 +478,15 @@
             <w:tcW w:type="dxa" w:w="2030"/>
             <w:tcBorders>
               <w:top w:val="single" w:sz="4" w:color="D9D9D9"/>
+              <w:left w:val="single" w:sz="4" w:color="D9D9D9"/>
               <w:bottom w:val="single" w:sz="4" w:color="D9D9D9"/>
-              <w:left w:val="single" w:sz="4" w:color="D9D9D9"/>
               <w:right w:val="single" w:sz="4" w:color="D9D9D9"/>
             </w:tcBorders>
             <w:shd w:fill="142D40"/>
             <w:tcMar>
               <w:top w:w="85" w:type="dxa"/>
+              <w:left w:w="85" w:type="dxa"/>
               <w:bottom w:w="85" w:type="dxa"/>
-              <w:left w:w="85" w:type="dxa"/>
               <w:right w:w="85" w:type="dxa"/>
             </w:tcMar>
           </w:tcPr>
@@ -509,15 +509,15 @@
             <w:tcW w:type="dxa" w:w="1827"/>
             <w:tcBorders>
               <w:top w:val="single" w:sz="4" w:color="D9D9D9"/>
+              <w:left w:val="single" w:sz="4" w:color="D9D9D9"/>
               <w:bottom w:val="single" w:sz="4" w:color="D9D9D9"/>
-              <w:left w:val="single" w:sz="4" w:color="D9D9D9"/>
               <w:right w:val="single" w:sz="4" w:color="D9D9D9"/>
             </w:tcBorders>
             <w:shd w:fill="142D40"/>
             <w:tcMar>
               <w:top w:w="85" w:type="dxa"/>
+              <w:left w:w="85" w:type="dxa"/>
               <w:bottom w:w="85" w:type="dxa"/>
-              <w:left w:w="85" w:type="dxa"/>
               <w:right w:w="85" w:type="dxa"/>
             </w:tcMar>
           </w:tcPr>
@@ -542,15 +542,15 @@
             <w:tcW w:type="dxa" w:w="4061"/>
             <w:tcBorders>
               <w:top w:val="single" w:sz="4" w:color="D9D9D9"/>
+              <w:left w:val="single" w:sz="4" w:color="D9D9D9"/>
               <w:bottom w:val="single" w:sz="4" w:color="D9D9D9"/>
-              <w:left w:val="single" w:sz="4" w:color="D9D9D9"/>
               <w:right w:val="single" w:sz="4" w:color="D9D9D9"/>
             </w:tcBorders>
             <w:shd w:fill="FFFFFF"/>
             <w:tcMar>
               <w:top w:w="85" w:type="dxa"/>
+              <w:left w:w="85" w:type="dxa"/>
               <w:bottom w:w="85" w:type="dxa"/>
-              <w:left w:w="85" w:type="dxa"/>
               <w:right w:w="85" w:type="dxa"/>
             </w:tcMar>
           </w:tcPr>
@@ -573,15 +573,15 @@
             <w:tcW w:type="dxa" w:w="2233"/>
             <w:tcBorders>
               <w:top w:val="single" w:sz="4" w:color="D9D9D9"/>
+              <w:left w:val="single" w:sz="4" w:color="D9D9D9"/>
               <w:bottom w:val="single" w:sz="4" w:color="D9D9D9"/>
-              <w:left w:val="single" w:sz="4" w:color="D9D9D9"/>
               <w:right w:val="single" w:sz="4" w:color="D9D9D9"/>
             </w:tcBorders>
             <w:shd w:fill="FFFFFF"/>
             <w:tcMar>
               <w:top w:w="85" w:type="dxa"/>
+              <w:left w:w="85" w:type="dxa"/>
               <w:bottom w:w="85" w:type="dxa"/>
-              <w:left w:w="85" w:type="dxa"/>
               <w:right w:w="85" w:type="dxa"/>
             </w:tcMar>
           </w:tcPr>
@@ -603,15 +603,15 @@
             <w:tcW w:type="dxa" w:w="2030"/>
             <w:tcBorders>
               <w:top w:val="single" w:sz="4" w:color="D9D9D9"/>
+              <w:left w:val="single" w:sz="4" w:color="D9D9D9"/>
               <w:bottom w:val="single" w:sz="4" w:color="D9D9D9"/>
-              <w:left w:val="single" w:sz="4" w:color="D9D9D9"/>
               <w:right w:val="single" w:sz="4" w:color="D9D9D9"/>
             </w:tcBorders>
             <w:shd w:fill="FFFFFF"/>
             <w:tcMar>
               <w:top w:w="85" w:type="dxa"/>
+              <w:left w:w="85" w:type="dxa"/>
               <w:bottom w:w="85" w:type="dxa"/>
-              <w:left w:w="85" w:type="dxa"/>
               <w:right w:w="85" w:type="dxa"/>
             </w:tcMar>
           </w:tcPr>
@@ -633,15 +633,15 @@
             <w:tcW w:type="dxa" w:w="1827"/>
             <w:tcBorders>
               <w:top w:val="single" w:sz="4" w:color="D9D9D9"/>
+              <w:left w:val="single" w:sz="4" w:color="D9D9D9"/>
               <w:bottom w:val="single" w:sz="4" w:color="D9D9D9"/>
-              <w:left w:val="single" w:sz="4" w:color="D9D9D9"/>
               <w:right w:val="single" w:sz="4" w:color="D9D9D9"/>
             </w:tcBorders>
             <w:shd w:fill="FFFFFF"/>
             <w:tcMar>
               <w:top w:w="85" w:type="dxa"/>
+              <w:left w:w="85" w:type="dxa"/>
               <w:bottom w:w="85" w:type="dxa"/>
-              <w:left w:w="85" w:type="dxa"/>
               <w:right w:w="85" w:type="dxa"/>
             </w:tcMar>
           </w:tcPr>
@@ -665,15 +665,15 @@
             <w:tcW w:type="dxa" w:w="4061"/>
             <w:tcBorders>
               <w:top w:val="single" w:sz="4" w:color="D9D9D9"/>
+              <w:left w:val="single" w:sz="4" w:color="D9D9D9"/>
               <w:bottom w:val="single" w:sz="4" w:color="D9D9D9"/>
-              <w:left w:val="single" w:sz="4" w:color="D9D9D9"/>
               <w:right w:val="single" w:sz="4" w:color="D9D9D9"/>
             </w:tcBorders>
             <w:shd w:fill="F1F5F7"/>
             <w:tcMar>
               <w:top w:w="85" w:type="dxa"/>
+              <w:left w:w="85" w:type="dxa"/>
               <w:bottom w:w="85" w:type="dxa"/>
-              <w:left w:w="85" w:type="dxa"/>
               <w:right w:w="85" w:type="dxa"/>
             </w:tcMar>
           </w:tcPr>
@@ -696,15 +696,15 @@
             <w:tcW w:type="dxa" w:w="2233"/>
             <w:tcBorders>
               <w:top w:val="single" w:sz="4" w:color="D9D9D9"/>
+              <w:left w:val="single" w:sz="4" w:color="D9D9D9"/>
               <w:bottom w:val="single" w:sz="4" w:color="D9D9D9"/>
-              <w:left w:val="single" w:sz="4" w:color="D9D9D9"/>
               <w:right w:val="single" w:sz="4" w:color="D9D9D9"/>
             </w:tcBorders>
             <w:shd w:fill="F1F5F7"/>
             <w:tcMar>
               <w:top w:w="85" w:type="dxa"/>
+              <w:left w:w="85" w:type="dxa"/>
               <w:bottom w:w="85" w:type="dxa"/>
-              <w:left w:w="85" w:type="dxa"/>
               <w:right w:w="85" w:type="dxa"/>
             </w:tcMar>
           </w:tcPr>
@@ -726,15 +726,15 @@
             <w:tcW w:type="dxa" w:w="2030"/>
             <w:tcBorders>
               <w:top w:val="single" w:sz="4" w:color="D9D9D9"/>
+              <w:left w:val="single" w:sz="4" w:color="D9D9D9"/>
               <w:bottom w:val="single" w:sz="4" w:color="D9D9D9"/>
-              <w:left w:val="single" w:sz="4" w:color="D9D9D9"/>
               <w:right w:val="single" w:sz="4" w:color="D9D9D9"/>
             </w:tcBorders>
             <w:shd w:fill="F1F5F7"/>
             <w:tcMar>
               <w:top w:w="85" w:type="dxa"/>
+              <w:left w:w="85" w:type="dxa"/>
               <w:bottom w:w="85" w:type="dxa"/>
-              <w:left w:w="85" w:type="dxa"/>
               <w:right w:w="85" w:type="dxa"/>
             </w:tcMar>
           </w:tcPr>
@@ -756,15 +756,15 @@
             <w:tcW w:type="dxa" w:w="1827"/>
             <w:tcBorders>
               <w:top w:val="single" w:sz="4" w:color="D9D9D9"/>
+              <w:left w:val="single" w:sz="4" w:color="D9D9D9"/>
               <w:bottom w:val="single" w:sz="4" w:color="D9D9D9"/>
-              <w:left w:val="single" w:sz="4" w:color="D9D9D9"/>
               <w:right w:val="single" w:sz="4" w:color="D9D9D9"/>
             </w:tcBorders>
             <w:shd w:fill="F1F5F7"/>
             <w:tcMar>
               <w:top w:w="85" w:type="dxa"/>
+              <w:left w:w="85" w:type="dxa"/>
               <w:bottom w:w="85" w:type="dxa"/>
-              <w:left w:w="85" w:type="dxa"/>
               <w:right w:w="85" w:type="dxa"/>
             </w:tcMar>
           </w:tcPr>
@@ -788,15 +788,15 @@
             <w:tcW w:type="dxa" w:w="4061"/>
             <w:tcBorders>
               <w:top w:val="single" w:sz="4" w:color="D9D9D9"/>
+              <w:left w:val="single" w:sz="4" w:color="D9D9D9"/>
               <w:bottom w:val="single" w:sz="4" w:color="D9D9D9"/>
-              <w:left w:val="single" w:sz="4" w:color="D9D9D9"/>
               <w:right w:val="single" w:sz="4" w:color="D9D9D9"/>
             </w:tcBorders>
             <w:shd w:fill="FFFFFF"/>
             <w:tcMar>
               <w:top w:w="85" w:type="dxa"/>
+              <w:left w:w="85" w:type="dxa"/>
               <w:bottom w:w="85" w:type="dxa"/>
-              <w:left w:w="85" w:type="dxa"/>
               <w:right w:w="85" w:type="dxa"/>
             </w:tcMar>
           </w:tcPr>
@@ -819,15 +819,15 @@
             <w:tcW w:type="dxa" w:w="2233"/>
             <w:tcBorders>
               <w:top w:val="single" w:sz="4" w:color="D9D9D9"/>
+              <w:left w:val="single" w:sz="4" w:color="D9D9D9"/>
               <w:bottom w:val="single" w:sz="4" w:color="D9D9D9"/>
-              <w:left w:val="single" w:sz="4" w:color="D9D9D9"/>
               <w:right w:val="single" w:sz="4" w:color="D9D9D9"/>
             </w:tcBorders>
             <w:shd w:fill="FFFFFF"/>
             <w:tcMar>
               <w:top w:w="85" w:type="dxa"/>
+              <w:left w:w="85" w:type="dxa"/>
               <w:bottom w:w="85" w:type="dxa"/>
-              <w:left w:w="85" w:type="dxa"/>
               <w:right w:w="85" w:type="dxa"/>
             </w:tcMar>
           </w:tcPr>
@@ -849,15 +849,15 @@
             <w:tcW w:type="dxa" w:w="2030"/>
             <w:tcBorders>
               <w:top w:val="single" w:sz="4" w:color="D9D9D9"/>
+              <w:left w:val="single" w:sz="4" w:color="D9D9D9"/>
               <w:bottom w:val="single" w:sz="4" w:color="D9D9D9"/>
-              <w:left w:val="single" w:sz="4" w:color="D9D9D9"/>
               <w:right w:val="single" w:sz="4" w:color="D9D9D9"/>
             </w:tcBorders>
             <w:shd w:fill="FFFFFF"/>
             <w:tcMar>
               <w:top w:w="85" w:type="dxa"/>
+              <w:left w:w="85" w:type="dxa"/>
               <w:bottom w:w="85" w:type="dxa"/>
-              <w:left w:w="85" w:type="dxa"/>
               <w:right w:w="85" w:type="dxa"/>
             </w:tcMar>
           </w:tcPr>
@@ -879,15 +879,15 @@
             <w:tcW w:type="dxa" w:w="1827"/>
             <w:tcBorders>
               <w:top w:val="single" w:sz="4" w:color="D9D9D9"/>
+              <w:left w:val="single" w:sz="4" w:color="D9D9D9"/>
               <w:bottom w:val="single" w:sz="4" w:color="D9D9D9"/>
-              <w:left w:val="single" w:sz="4" w:color="D9D9D9"/>
               <w:right w:val="single" w:sz="4" w:color="D9D9D9"/>
             </w:tcBorders>
             <w:shd w:fill="FFFFFF"/>
             <w:tcMar>
               <w:top w:w="85" w:type="dxa"/>
+              <w:left w:w="85" w:type="dxa"/>
               <w:bottom w:w="85" w:type="dxa"/>
-              <w:left w:w="85" w:type="dxa"/>
               <w:right w:w="85" w:type="dxa"/>
             </w:tcMar>
           </w:tcPr>
@@ -998,15 +998,15 @@
             <w:tcW w:type="dxa" w:w="3147"/>
             <w:tcBorders>
               <w:top w:val="single" w:sz="4" w:color="D9D9D9"/>
+              <w:left w:val="single" w:sz="4" w:color="D9D9D9"/>
               <w:bottom w:val="single" w:sz="4" w:color="D9D9D9"/>
-              <w:left w:val="single" w:sz="4" w:color="D9D9D9"/>
               <w:right w:val="single" w:sz="4" w:color="D9D9D9"/>
             </w:tcBorders>
             <w:shd w:fill="142D40"/>
             <w:tcMar>
               <w:top w:w="85" w:type="dxa"/>
+              <w:left w:w="85" w:type="dxa"/>
               <w:bottom w:w="85" w:type="dxa"/>
-              <w:left w:w="85" w:type="dxa"/>
               <w:right w:w="85" w:type="dxa"/>
             </w:tcMar>
           </w:tcPr>
@@ -1029,15 +1029,15 @@
             <w:tcW w:type="dxa" w:w="2132"/>
             <w:tcBorders>
               <w:top w:val="single" w:sz="4" w:color="D9D9D9"/>
+              <w:left w:val="single" w:sz="4" w:color="D9D9D9"/>
               <w:bottom w:val="single" w:sz="4" w:color="D9D9D9"/>
-              <w:left w:val="single" w:sz="4" w:color="D9D9D9"/>
               <w:right w:val="single" w:sz="4" w:color="D9D9D9"/>
             </w:tcBorders>
             <w:shd w:fill="142D40"/>
             <w:tcMar>
               <w:top w:w="85" w:type="dxa"/>
+              <w:left w:w="85" w:type="dxa"/>
               <w:bottom w:w="85" w:type="dxa"/>
-              <w:left w:w="85" w:type="dxa"/>
               <w:right w:w="85" w:type="dxa"/>
             </w:tcMar>
           </w:tcPr>
@@ -1060,15 +1060,15 @@
             <w:tcW w:type="dxa" w:w="2436"/>
             <w:tcBorders>
               <w:top w:val="single" w:sz="4" w:color="D9D9D9"/>
+              <w:left w:val="single" w:sz="4" w:color="D9D9D9"/>
               <w:bottom w:val="single" w:sz="4" w:color="D9D9D9"/>
-              <w:left w:val="single" w:sz="4" w:color="D9D9D9"/>
               <w:right w:val="single" w:sz="4" w:color="D9D9D9"/>
             </w:tcBorders>
             <w:shd w:fill="142D40"/>
             <w:tcMar>
               <w:top w:w="85" w:type="dxa"/>
+              <w:left w:w="85" w:type="dxa"/>
               <w:bottom w:w="85" w:type="dxa"/>
-              <w:left w:w="85" w:type="dxa"/>
               <w:right w:w="85" w:type="dxa"/>
             </w:tcMar>
           </w:tcPr>
@@ -1091,15 +1091,15 @@
             <w:tcW w:type="dxa" w:w="2436"/>
             <w:tcBorders>
               <w:top w:val="single" w:sz="4" w:color="D9D9D9"/>
+              <w:left w:val="single" w:sz="4" w:color="D9D9D9"/>
               <w:bottom w:val="single" w:sz="4" w:color="D9D9D9"/>
-              <w:left w:val="single" w:sz="4" w:color="D9D9D9"/>
               <w:right w:val="single" w:sz="4" w:color="D9D9D9"/>
             </w:tcBorders>
             <w:shd w:fill="142D40"/>
             <w:tcMar>
               <w:top w:w="85" w:type="dxa"/>
+              <w:left w:w="85" w:type="dxa"/>
               <w:bottom w:w="85" w:type="dxa"/>
-              <w:left w:w="85" w:type="dxa"/>
               <w:right w:w="85" w:type="dxa"/>
             </w:tcMar>
           </w:tcPr>
@@ -1124,15 +1124,15 @@
             <w:tcW w:type="dxa" w:w="3147"/>
             <w:tcBorders>
               <w:top w:val="single" w:sz="4" w:color="D9D9D9"/>
+              <w:left w:val="single" w:sz="4" w:color="D9D9D9"/>
               <w:bottom w:val="single" w:sz="4" w:color="D9D9D9"/>
-              <w:left w:val="single" w:sz="4" w:color="D9D9D9"/>
               <w:right w:val="single" w:sz="4" w:color="D9D9D9"/>
             </w:tcBorders>
             <w:shd w:fill="FFFFFF"/>
             <w:tcMar>
               <w:top w:w="85" w:type="dxa"/>
+              <w:left w:w="85" w:type="dxa"/>
               <w:bottom w:w="85" w:type="dxa"/>
-              <w:left w:w="85" w:type="dxa"/>
               <w:right w:w="85" w:type="dxa"/>
             </w:tcMar>
           </w:tcPr>
@@ -1155,15 +1155,15 @@
             <w:tcW w:type="dxa" w:w="2132"/>
             <w:tcBorders>
               <w:top w:val="single" w:sz="4" w:color="D9D9D9"/>
+              <w:left w:val="single" w:sz="4" w:color="D9D9D9"/>
               <w:bottom w:val="single" w:sz="4" w:color="D9D9D9"/>
-              <w:left w:val="single" w:sz="4" w:color="D9D9D9"/>
               <w:right w:val="single" w:sz="4" w:color="D9D9D9"/>
             </w:tcBorders>
             <w:shd w:fill="FFFFFF"/>
             <w:tcMar>
               <w:top w:w="85" w:type="dxa"/>
+              <w:left w:w="85" w:type="dxa"/>
               <w:bottom w:w="85" w:type="dxa"/>
-              <w:left w:w="85" w:type="dxa"/>
               <w:right w:w="85" w:type="dxa"/>
             </w:tcMar>
           </w:tcPr>
@@ -1186,15 +1186,15 @@
             <w:tcW w:type="dxa" w:w="2436"/>
             <w:tcBorders>
               <w:top w:val="single" w:sz="4" w:color="D9D9D9"/>
+              <w:left w:val="single" w:sz="4" w:color="D9D9D9"/>
               <w:bottom w:val="single" w:sz="4" w:color="D9D9D9"/>
-              <w:left w:val="single" w:sz="4" w:color="D9D9D9"/>
               <w:right w:val="single" w:sz="4" w:color="D9D9D9"/>
             </w:tcBorders>
             <w:shd w:fill="FFFFFF"/>
             <w:tcMar>
               <w:top w:w="85" w:type="dxa"/>
+              <w:left w:w="85" w:type="dxa"/>
               <w:bottom w:w="85" w:type="dxa"/>
-              <w:left w:w="85" w:type="dxa"/>
               <w:right w:w="85" w:type="dxa"/>
             </w:tcMar>
           </w:tcPr>
@@ -1217,15 +1217,15 @@
             <w:tcW w:type="dxa" w:w="2436"/>
             <w:tcBorders>
               <w:top w:val="single" w:sz="4" w:color="D9D9D9"/>
+              <w:left w:val="single" w:sz="4" w:color="D9D9D9"/>
               <w:bottom w:val="single" w:sz="4" w:color="D9D9D9"/>
-              <w:left w:val="single" w:sz="4" w:color="D9D9D9"/>
               <w:right w:val="single" w:sz="4" w:color="D9D9D9"/>
             </w:tcBorders>
             <w:shd w:fill="FFFFFF"/>
             <w:tcMar>
               <w:top w:w="85" w:type="dxa"/>
+              <w:left w:w="85" w:type="dxa"/>
               <w:bottom w:w="85" w:type="dxa"/>
-              <w:left w:w="85" w:type="dxa"/>
               <w:right w:w="85" w:type="dxa"/>
             </w:tcMar>
           </w:tcPr>
@@ -1249,15 +1249,15 @@
             <w:tcW w:type="dxa" w:w="3147"/>
             <w:tcBorders>
               <w:top w:val="single" w:sz="4" w:color="D9D9D9"/>
+              <w:left w:val="single" w:sz="4" w:color="D9D9D9"/>
               <w:bottom w:val="single" w:sz="4" w:color="D9D9D9"/>
-              <w:left w:val="single" w:sz="4" w:color="D9D9D9"/>
               <w:right w:val="single" w:sz="4" w:color="D9D9D9"/>
             </w:tcBorders>
             <w:shd w:fill="F1F5F7"/>
             <w:tcMar>
               <w:top w:w="85" w:type="dxa"/>
+              <w:left w:w="85" w:type="dxa"/>
               <w:bottom w:w="85" w:type="dxa"/>
-              <w:left w:w="85" w:type="dxa"/>
               <w:right w:w="85" w:type="dxa"/>
             </w:tcMar>
           </w:tcPr>
@@ -1280,15 +1280,15 @@
             <w:tcW w:type="dxa" w:w="2132"/>
             <w:tcBorders>
               <w:top w:val="single" w:sz="4" w:color="D9D9D9"/>
+              <w:left w:val="single" w:sz="4" w:color="D9D9D9"/>
               <w:bottom w:val="single" w:sz="4" w:color="D9D9D9"/>
-              <w:left w:val="single" w:sz="4" w:color="D9D9D9"/>
               <w:right w:val="single" w:sz="4" w:color="D9D9D9"/>
             </w:tcBorders>
             <w:shd w:fill="F1F5F7"/>
             <w:tcMar>
               <w:top w:w="85" w:type="dxa"/>
+              <w:left w:w="85" w:type="dxa"/>
               <w:bottom w:w="85" w:type="dxa"/>
-              <w:left w:w="85" w:type="dxa"/>
               <w:right w:w="85" w:type="dxa"/>
             </w:tcMar>
           </w:tcPr>
@@ -1311,15 +1311,15 @@
             <w:tcW w:type="dxa" w:w="2436"/>
             <w:tcBorders>
               <w:top w:val="single" w:sz="4" w:color="D9D9D9"/>
+              <w:left w:val="single" w:sz="4" w:color="D9D9D9"/>
               <w:bottom w:val="single" w:sz="4" w:color="D9D9D9"/>
-              <w:left w:val="single" w:sz="4" w:color="D9D9D9"/>
               <w:right w:val="single" w:sz="4" w:color="D9D9D9"/>
             </w:tcBorders>
             <w:shd w:fill="F1F5F7"/>
             <w:tcMar>
               <w:top w:w="85" w:type="dxa"/>
+              <w:left w:w="85" w:type="dxa"/>
               <w:bottom w:w="85" w:type="dxa"/>
-              <w:left w:w="85" w:type="dxa"/>
               <w:right w:w="85" w:type="dxa"/>
             </w:tcMar>
           </w:tcPr>
@@ -1342,15 +1342,15 @@
             <w:tcW w:type="dxa" w:w="2436"/>
             <w:tcBorders>
               <w:top w:val="single" w:sz="4" w:color="D9D9D9"/>
+              <w:left w:val="single" w:sz="4" w:color="D9D9D9"/>
               <w:bottom w:val="single" w:sz="4" w:color="D9D9D9"/>
-              <w:left w:val="single" w:sz="4" w:color="D9D9D9"/>
               <w:right w:val="single" w:sz="4" w:color="D9D9D9"/>
             </w:tcBorders>
             <w:shd w:fill="F1F5F7"/>
             <w:tcMar>
               <w:top w:w="85" w:type="dxa"/>
+              <w:left w:w="85" w:type="dxa"/>
               <w:bottom w:w="85" w:type="dxa"/>
-              <w:left w:w="85" w:type="dxa"/>
               <w:right w:w="85" w:type="dxa"/>
             </w:tcMar>
           </w:tcPr>
@@ -1374,15 +1374,15 @@
             <w:tcW w:type="dxa" w:w="3147"/>
             <w:tcBorders>
               <w:top w:val="single" w:sz="4" w:color="D9D9D9"/>
+              <w:left w:val="single" w:sz="4" w:color="D9D9D9"/>
               <w:bottom w:val="single" w:sz="4" w:color="D9D9D9"/>
-              <w:left w:val="single" w:sz="4" w:color="D9D9D9"/>
               <w:right w:val="single" w:sz="4" w:color="D9D9D9"/>
             </w:tcBorders>
             <w:shd w:fill="FFFFFF"/>
             <w:tcMar>
               <w:top w:w="85" w:type="dxa"/>
+              <w:left w:w="85" w:type="dxa"/>
               <w:bottom w:w="85" w:type="dxa"/>
-              <w:left w:w="85" w:type="dxa"/>
               <w:right w:w="85" w:type="dxa"/>
             </w:tcMar>
           </w:tcPr>
@@ -1405,15 +1405,15 @@
             <w:tcW w:type="dxa" w:w="2132"/>
             <w:tcBorders>
               <w:top w:val="single" w:sz="4" w:color="D9D9D9"/>
+              <w:left w:val="single" w:sz="4" w:color="D9D9D9"/>
               <w:bottom w:val="single" w:sz="4" w:color="D9D9D9"/>
-              <w:left w:val="single" w:sz="4" w:color="D9D9D9"/>
               <w:right w:val="single" w:sz="4" w:color="D9D9D9"/>
             </w:tcBorders>
             <w:shd w:fill="FFFFFF"/>
             <w:tcMar>
               <w:top w:w="85" w:type="dxa"/>
+              <w:left w:w="85" w:type="dxa"/>
               <w:bottom w:w="85" w:type="dxa"/>
-              <w:left w:w="85" w:type="dxa"/>
               <w:right w:w="85" w:type="dxa"/>
             </w:tcMar>
           </w:tcPr>
@@ -1436,15 +1436,15 @@
             <w:tcW w:type="dxa" w:w="2436"/>
             <w:tcBorders>
               <w:top w:val="single" w:sz="4" w:color="D9D9D9"/>
+              <w:left w:val="single" w:sz="4" w:color="D9D9D9"/>
               <w:bottom w:val="single" w:sz="4" w:color="D9D9D9"/>
-              <w:left w:val="single" w:sz="4" w:color="D9D9D9"/>
               <w:right w:val="single" w:sz="4" w:color="D9D9D9"/>
             </w:tcBorders>
             <w:shd w:fill="FFFFFF"/>
             <w:tcMar>
               <w:top w:w="85" w:type="dxa"/>
+              <w:left w:w="85" w:type="dxa"/>
               <w:bottom w:w="85" w:type="dxa"/>
-              <w:left w:w="85" w:type="dxa"/>
               <w:right w:w="85" w:type="dxa"/>
             </w:tcMar>
           </w:tcPr>
@@ -1467,15 +1467,15 @@
             <w:tcW w:type="dxa" w:w="2436"/>
             <w:tcBorders>
               <w:top w:val="single" w:sz="4" w:color="D9D9D9"/>
+              <w:left w:val="single" w:sz="4" w:color="D9D9D9"/>
               <w:bottom w:val="single" w:sz="4" w:color="D9D9D9"/>
-              <w:left w:val="single" w:sz="4" w:color="D9D9D9"/>
               <w:right w:val="single" w:sz="4" w:color="D9D9D9"/>
             </w:tcBorders>
             <w:shd w:fill="FFFFFF"/>
             <w:tcMar>
               <w:top w:w="85" w:type="dxa"/>
+              <w:left w:w="85" w:type="dxa"/>
               <w:bottom w:w="85" w:type="dxa"/>
-              <w:left w:w="85" w:type="dxa"/>
               <w:right w:w="85" w:type="dxa"/>
             </w:tcMar>
           </w:tcPr>
@@ -1499,15 +1499,15 @@
             <w:tcW w:type="dxa" w:w="3147"/>
             <w:tcBorders>
               <w:top w:val="single" w:sz="4" w:color="D9D9D9"/>
+              <w:left w:val="single" w:sz="4" w:color="D9D9D9"/>
               <w:bottom w:val="single" w:sz="4" w:color="D9D9D9"/>
-              <w:left w:val="single" w:sz="4" w:color="D9D9D9"/>
               <w:right w:val="single" w:sz="4" w:color="D9D9D9"/>
             </w:tcBorders>
             <w:shd w:fill="F1F5F7"/>
             <w:tcMar>
               <w:top w:w="85" w:type="dxa"/>
+              <w:left w:w="85" w:type="dxa"/>
               <w:bottom w:w="85" w:type="dxa"/>
-              <w:left w:w="85" w:type="dxa"/>
               <w:right w:w="85" w:type="dxa"/>
             </w:tcMar>
           </w:tcPr>
@@ -1530,15 +1530,15 @@
             <w:tcW w:type="dxa" w:w="2132"/>
             <w:tcBorders>
               <w:top w:val="single" w:sz="4" w:color="D9D9D9"/>
+              <w:left w:val="single" w:sz="4" w:color="D9D9D9"/>
               <w:bottom w:val="single" w:sz="4" w:color="D9D9D9"/>
-              <w:left w:val="single" w:sz="4" w:color="D9D9D9"/>
               <w:right w:val="single" w:sz="4" w:color="D9D9D9"/>
             </w:tcBorders>
             <w:shd w:fill="F1F5F7"/>
             <w:tcMar>
               <w:top w:w="85" w:type="dxa"/>
+              <w:left w:w="85" w:type="dxa"/>
               <w:bottom w:w="85" w:type="dxa"/>
-              <w:left w:w="85" w:type="dxa"/>
               <w:right w:w="85" w:type="dxa"/>
             </w:tcMar>
           </w:tcPr>
@@ -1561,15 +1561,15 @@
             <w:tcW w:type="dxa" w:w="2436"/>
             <w:tcBorders>
               <w:top w:val="single" w:sz="4" w:color="D9D9D9"/>
+              <w:left w:val="single" w:sz="4" w:color="D9D9D9"/>
               <w:bottom w:val="single" w:sz="4" w:color="D9D9D9"/>
-              <w:left w:val="single" w:sz="4" w:color="D9D9D9"/>
               <w:right w:val="single" w:sz="4" w:color="D9D9D9"/>
             </w:tcBorders>
             <w:shd w:fill="F1F5F7"/>
             <w:tcMar>
               <w:top w:w="85" w:type="dxa"/>
+              <w:left w:w="85" w:type="dxa"/>
               <w:bottom w:w="85" w:type="dxa"/>
-              <w:left w:w="85" w:type="dxa"/>
               <w:right w:w="85" w:type="dxa"/>
             </w:tcMar>
           </w:tcPr>
@@ -1592,15 +1592,15 @@
             <w:tcW w:type="dxa" w:w="2436"/>
             <w:tcBorders>
               <w:top w:val="single" w:sz="4" w:color="D9D9D9"/>
+              <w:left w:val="single" w:sz="4" w:color="D9D9D9"/>
               <w:bottom w:val="single" w:sz="4" w:color="D9D9D9"/>
-              <w:left w:val="single" w:sz="4" w:color="D9D9D9"/>
               <w:right w:val="single" w:sz="4" w:color="D9D9D9"/>
             </w:tcBorders>
             <w:shd w:fill="F1F5F7"/>
             <w:tcMar>
               <w:top w:w="85" w:type="dxa"/>
+              <w:left w:w="85" w:type="dxa"/>
               <w:bottom w:w="85" w:type="dxa"/>
-              <w:left w:w="85" w:type="dxa"/>
               <w:right w:w="85" w:type="dxa"/>
             </w:tcMar>
           </w:tcPr>
@@ -1624,15 +1624,15 @@
             <w:tcW w:type="dxa" w:w="3147"/>
             <w:tcBorders>
               <w:top w:val="single" w:sz="4" w:color="D9D9D9"/>
+              <w:left w:val="single" w:sz="4" w:color="D9D9D9"/>
               <w:bottom w:val="single" w:sz="4" w:color="D9D9D9"/>
-              <w:left w:val="single" w:sz="4" w:color="D9D9D9"/>
               <w:right w:val="single" w:sz="4" w:color="D9D9D9"/>
             </w:tcBorders>
             <w:shd w:fill="FFFFFF"/>
             <w:tcMar>
               <w:top w:w="85" w:type="dxa"/>
+              <w:left w:w="85" w:type="dxa"/>
               <w:bottom w:w="85" w:type="dxa"/>
-              <w:left w:w="85" w:type="dxa"/>
               <w:right w:w="85" w:type="dxa"/>
             </w:tcMar>
           </w:tcPr>
@@ -1655,15 +1655,15 @@
             <w:tcW w:type="dxa" w:w="2132"/>
             <w:tcBorders>
               <w:top w:val="single" w:sz="4" w:color="D9D9D9"/>
+              <w:left w:val="single" w:sz="4" w:color="D9D9D9"/>
               <w:bottom w:val="single" w:sz="4" w:color="D9D9D9"/>
-              <w:left w:val="single" w:sz="4" w:color="D9D9D9"/>
               <w:right w:val="single" w:sz="4" w:color="D9D9D9"/>
             </w:tcBorders>
             <w:shd w:fill="FFFFFF"/>
             <w:tcMar>
               <w:top w:w="85" w:type="dxa"/>
+              <w:left w:w="85" w:type="dxa"/>
               <w:bottom w:w="85" w:type="dxa"/>
-              <w:left w:w="85" w:type="dxa"/>
               <w:right w:w="85" w:type="dxa"/>
             </w:tcMar>
           </w:tcPr>
@@ -1686,15 +1686,15 @@
             <w:tcW w:type="dxa" w:w="2436"/>
             <w:tcBorders>
               <w:top w:val="single" w:sz="4" w:color="D9D9D9"/>
+              <w:left w:val="single" w:sz="4" w:color="D9D9D9"/>
               <w:bottom w:val="single" w:sz="4" w:color="D9D9D9"/>
-              <w:left w:val="single" w:sz="4" w:color="D9D9D9"/>
               <w:right w:val="single" w:sz="4" w:color="D9D9D9"/>
             </w:tcBorders>
             <w:shd w:fill="FFFFFF"/>
             <w:tcMar>
               <w:top w:w="85" w:type="dxa"/>
+              <w:left w:w="85" w:type="dxa"/>
               <w:bottom w:w="85" w:type="dxa"/>
-              <w:left w:w="85" w:type="dxa"/>
               <w:right w:w="85" w:type="dxa"/>
             </w:tcMar>
           </w:tcPr>
@@ -1717,15 +1717,15 @@
             <w:tcW w:type="dxa" w:w="2436"/>
             <w:tcBorders>
               <w:top w:val="single" w:sz="4" w:color="D9D9D9"/>
+              <w:left w:val="single" w:sz="4" w:color="D9D9D9"/>
               <w:bottom w:val="single" w:sz="4" w:color="D9D9D9"/>
-              <w:left w:val="single" w:sz="4" w:color="D9D9D9"/>
               <w:right w:val="single" w:sz="4" w:color="D9D9D9"/>
             </w:tcBorders>
             <w:shd w:fill="FFFFFF"/>
             <w:tcMar>
               <w:top w:w="85" w:type="dxa"/>
+              <w:left w:w="85" w:type="dxa"/>
               <w:bottom w:w="85" w:type="dxa"/>
-              <w:left w:w="85" w:type="dxa"/>
               <w:right w:w="85" w:type="dxa"/>
             </w:tcMar>
           </w:tcPr>
@@ -2244,15 +2244,15 @@
             <w:tcW w:type="dxa" w:w="4670"/>
             <w:tcBorders>
               <w:top w:val="single" w:sz="4" w:color="D9D9D9"/>
+              <w:left w:val="single" w:sz="4" w:color="D9D9D9"/>
               <w:bottom w:val="single" w:sz="4" w:color="D9D9D9"/>
-              <w:left w:val="single" w:sz="4" w:color="D9D9D9"/>
               <w:right w:val="single" w:sz="4" w:color="D9D9D9"/>
             </w:tcBorders>
             <w:shd w:fill="142D40"/>
             <w:tcMar>
               <w:top w:w="85" w:type="dxa"/>
+              <w:left w:w="85" w:type="dxa"/>
               <w:bottom w:w="85" w:type="dxa"/>
-              <w:left w:w="85" w:type="dxa"/>
               <w:right w:w="85" w:type="dxa"/>
             </w:tcMar>
           </w:tcPr>
@@ -2275,15 +2275,15 @@
             <w:tcW w:type="dxa" w:w="1827"/>
             <w:tcBorders>
               <w:top w:val="single" w:sz="4" w:color="D9D9D9"/>
+              <w:left w:val="single" w:sz="4" w:color="D9D9D9"/>
               <w:bottom w:val="single" w:sz="4" w:color="D9D9D9"/>
-              <w:left w:val="single" w:sz="4" w:color="D9D9D9"/>
               <w:right w:val="single" w:sz="4" w:color="D9D9D9"/>
             </w:tcBorders>
             <w:shd w:fill="142D40"/>
             <w:tcMar>
               <w:top w:w="85" w:type="dxa"/>
+              <w:left w:w="85" w:type="dxa"/>
               <w:bottom w:w="85" w:type="dxa"/>
-              <w:left w:w="85" w:type="dxa"/>
               <w:right w:w="85" w:type="dxa"/>
             </w:tcMar>
           </w:tcPr>
@@ -2306,15 +2306,15 @@
             <w:tcW w:type="dxa" w:w="1827"/>
             <w:tcBorders>
               <w:top w:val="single" w:sz="4" w:color="D9D9D9"/>
+              <w:left w:val="single" w:sz="4" w:color="D9D9D9"/>
               <w:bottom w:val="single" w:sz="4" w:color="D9D9D9"/>
-              <w:left w:val="single" w:sz="4" w:color="D9D9D9"/>
               <w:right w:val="single" w:sz="4" w:color="D9D9D9"/>
             </w:tcBorders>
             <w:shd w:fill="142D40"/>
             <w:tcMar>
               <w:top w:w="85" w:type="dxa"/>
+              <w:left w:w="85" w:type="dxa"/>
               <w:bottom w:w="85" w:type="dxa"/>
-              <w:left w:w="85" w:type="dxa"/>
               <w:right w:w="85" w:type="dxa"/>
             </w:tcMar>
           </w:tcPr>
@@ -2337,15 +2337,15 @@
             <w:tcW w:type="dxa" w:w="1827"/>
             <w:tcBorders>
               <w:top w:val="single" w:sz="4" w:color="D9D9D9"/>
+              <w:left w:val="single" w:sz="4" w:color="D9D9D9"/>
               <w:bottom w:val="single" w:sz="4" w:color="D9D9D9"/>
-              <w:left w:val="single" w:sz="4" w:color="D9D9D9"/>
               <w:right w:val="single" w:sz="4" w:color="D9D9D9"/>
             </w:tcBorders>
             <w:shd w:fill="142D40"/>
             <w:tcMar>
               <w:top w:w="85" w:type="dxa"/>
+              <w:left w:w="85" w:type="dxa"/>
               <w:bottom w:w="85" w:type="dxa"/>
-              <w:left w:w="85" w:type="dxa"/>
               <w:right w:w="85" w:type="dxa"/>
             </w:tcMar>
           </w:tcPr>
@@ -2370,15 +2370,15 @@
             <w:tcW w:type="dxa" w:w="4670"/>
             <w:tcBorders>
               <w:top w:val="single" w:sz="4" w:color="D9D9D9"/>
+              <w:left w:val="single" w:sz="4" w:color="D9D9D9"/>
               <w:bottom w:val="single" w:sz="4" w:color="D9D9D9"/>
-              <w:left w:val="single" w:sz="4" w:color="D9D9D9"/>
               <w:right w:val="single" w:sz="4" w:color="D9D9D9"/>
             </w:tcBorders>
             <w:shd w:fill="FFFFFF"/>
             <w:tcMar>
               <w:top w:w="85" w:type="dxa"/>
+              <w:left w:w="85" w:type="dxa"/>
               <w:bottom w:w="85" w:type="dxa"/>
-              <w:left w:w="85" w:type="dxa"/>
               <w:right w:w="85" w:type="dxa"/>
             </w:tcMar>
           </w:tcPr>
@@ -2401,15 +2401,15 @@
             <w:tcW w:type="dxa" w:w="1827"/>
             <w:tcBorders>
               <w:top w:val="single" w:sz="4" w:color="D9D9D9"/>
+              <w:left w:val="single" w:sz="4" w:color="D9D9D9"/>
               <w:bottom w:val="single" w:sz="4" w:color="D9D9D9"/>
-              <w:left w:val="single" w:sz="4" w:color="D9D9D9"/>
               <w:right w:val="single" w:sz="4" w:color="D9D9D9"/>
             </w:tcBorders>
             <w:shd w:fill="FFFFFF"/>
             <w:tcMar>
               <w:top w:w="85" w:type="dxa"/>
+              <w:left w:w="85" w:type="dxa"/>
               <w:bottom w:w="85" w:type="dxa"/>
-              <w:left w:w="85" w:type="dxa"/>
               <w:right w:w="85" w:type="dxa"/>
             </w:tcMar>
           </w:tcPr>
@@ -2431,15 +2431,15 @@
             <w:tcW w:type="dxa" w:w="1827"/>
             <w:tcBorders>
               <w:top w:val="single" w:sz="4" w:color="D9D9D9"/>
+              <w:left w:val="single" w:sz="4" w:color="D9D9D9"/>
               <w:bottom w:val="single" w:sz="4" w:color="D9D9D9"/>
-              <w:left w:val="single" w:sz="4" w:color="D9D9D9"/>
               <w:right w:val="single" w:sz="4" w:color="D9D9D9"/>
             </w:tcBorders>
             <w:shd w:fill="FFFFFF"/>
             <w:tcMar>
               <w:top w:w="85" w:type="dxa"/>
+              <w:left w:w="85" w:type="dxa"/>
               <w:bottom w:w="85" w:type="dxa"/>
-              <w:left w:w="85" w:type="dxa"/>
               <w:right w:w="85" w:type="dxa"/>
             </w:tcMar>
           </w:tcPr>
@@ -2461,15 +2461,15 @@
             <w:tcW w:type="dxa" w:w="1827"/>
             <w:tcBorders>
               <w:top w:val="single" w:sz="4" w:color="D9D9D9"/>
+              <w:left w:val="single" w:sz="4" w:color="D9D9D9"/>
               <w:bottom w:val="single" w:sz="4" w:color="D9D9D9"/>
-              <w:left w:val="single" w:sz="4" w:color="D9D9D9"/>
               <w:right w:val="single" w:sz="4" w:color="D9D9D9"/>
             </w:tcBorders>
             <w:shd w:fill="FFFFFF"/>
             <w:tcMar>
               <w:top w:w="85" w:type="dxa"/>
+              <w:left w:w="85" w:type="dxa"/>
               <w:bottom w:w="85" w:type="dxa"/>
-              <w:left w:w="85" w:type="dxa"/>
               <w:right w:w="85" w:type="dxa"/>
             </w:tcMar>
           </w:tcPr>
@@ -2493,15 +2493,15 @@
             <w:tcW w:type="dxa" w:w="4670"/>
             <w:tcBorders>
               <w:top w:val="single" w:sz="4" w:color="D9D9D9"/>
+              <w:left w:val="single" w:sz="4" w:color="D9D9D9"/>
               <w:bottom w:val="single" w:sz="4" w:color="D9D9D9"/>
-              <w:left w:val="single" w:sz="4" w:color="D9D9D9"/>
               <w:right w:val="single" w:sz="4" w:color="D9D9D9"/>
             </w:tcBorders>
             <w:shd w:fill="F1F5F7"/>
             <w:tcMar>
               <w:top w:w="85" w:type="dxa"/>
+              <w:left w:w="85" w:type="dxa"/>
               <w:bottom w:w="85" w:type="dxa"/>
-              <w:left w:w="85" w:type="dxa"/>
               <w:right w:w="85" w:type="dxa"/>
             </w:tcMar>
           </w:tcPr>
@@ -2524,15 +2524,15 @@
             <w:tcW w:type="dxa" w:w="1827"/>
             <w:tcBorders>
               <w:top w:val="single" w:sz="4" w:color="D9D9D9"/>
+              <w:left w:val="single" w:sz="4" w:color="D9D9D9"/>
               <w:bottom w:val="single" w:sz="4" w:color="D9D9D9"/>
-              <w:left w:val="single" w:sz="4" w:color="D9D9D9"/>
               <w:right w:val="single" w:sz="4" w:color="D9D9D9"/>
             </w:tcBorders>
             <w:shd w:fill="F1F5F7"/>
             <w:tcMar>
               <w:top w:w="85" w:type="dxa"/>
+              <w:left w:w="85" w:type="dxa"/>
               <w:bottom w:w="85" w:type="dxa"/>
-              <w:left w:w="85" w:type="dxa"/>
               <w:right w:w="85" w:type="dxa"/>
             </w:tcMar>
           </w:tcPr>
@@ -2554,15 +2554,15 @@
             <w:tcW w:type="dxa" w:w="1827"/>
             <w:tcBorders>
               <w:top w:val="single" w:sz="4" w:color="D9D9D9"/>
+              <w:left w:val="single" w:sz="4" w:color="D9D9D9"/>
               <w:bottom w:val="single" w:sz="4" w:color="D9D9D9"/>
-              <w:left w:val="single" w:sz="4" w:color="D9D9D9"/>
               <w:right w:val="single" w:sz="4" w:color="D9D9D9"/>
             </w:tcBorders>
             <w:shd w:fill="F1F5F7"/>
             <w:tcMar>
               <w:top w:w="85" w:type="dxa"/>
+              <w:left w:w="85" w:type="dxa"/>
               <w:bottom w:w="85" w:type="dxa"/>
-              <w:left w:w="85" w:type="dxa"/>
               <w:right w:w="85" w:type="dxa"/>
             </w:tcMar>
           </w:tcPr>
@@ -2584,15 +2584,15 @@
             <w:tcW w:type="dxa" w:w="1827"/>
             <w:tcBorders>
               <w:top w:val="single" w:sz="4" w:color="D9D9D9"/>
+              <w:left w:val="single" w:sz="4" w:color="D9D9D9"/>
               <w:bottom w:val="single" w:sz="4" w:color="D9D9D9"/>
-              <w:left w:val="single" w:sz="4" w:color="D9D9D9"/>
               <w:right w:val="single" w:sz="4" w:color="D9D9D9"/>
             </w:tcBorders>
             <w:shd w:fill="F1F5F7"/>
             <w:tcMar>
               <w:top w:w="85" w:type="dxa"/>
+              <w:left w:w="85" w:type="dxa"/>
               <w:bottom w:w="85" w:type="dxa"/>
-              <w:left w:w="85" w:type="dxa"/>
               <w:right w:w="85" w:type="dxa"/>
             </w:tcMar>
           </w:tcPr>
@@ -2616,15 +2616,15 @@
             <w:tcW w:type="dxa" w:w="4670"/>
             <w:tcBorders>
               <w:top w:val="single" w:sz="4" w:color="D9D9D9"/>
+              <w:left w:val="single" w:sz="4" w:color="D9D9D9"/>
               <w:bottom w:val="single" w:sz="4" w:color="D9D9D9"/>
-              <w:left w:val="single" w:sz="4" w:color="D9D9D9"/>
               <w:right w:val="single" w:sz="4" w:color="D9D9D9"/>
             </w:tcBorders>
             <w:shd w:fill="FFFFFF"/>
             <w:tcMar>
               <w:top w:w="85" w:type="dxa"/>
+              <w:left w:w="85" w:type="dxa"/>
               <w:bottom w:w="85" w:type="dxa"/>
-              <w:left w:w="85" w:type="dxa"/>
               <w:right w:w="85" w:type="dxa"/>
             </w:tcMar>
           </w:tcPr>
@@ -2647,15 +2647,15 @@
             <w:tcW w:type="dxa" w:w="1827"/>
             <w:tcBorders>
               <w:top w:val="single" w:sz="4" w:color="D9D9D9"/>
+              <w:left w:val="single" w:sz="4" w:color="D9D9D9"/>
               <w:bottom w:val="single" w:sz="4" w:color="D9D9D9"/>
-              <w:left w:val="single" w:sz="4" w:color="D9D9D9"/>
               <w:right w:val="single" w:sz="4" w:color="D9D9D9"/>
             </w:tcBorders>
             <w:shd w:fill="FFFFFF"/>
             <w:tcMar>
               <w:top w:w="85" w:type="dxa"/>
+              <w:left w:w="85" w:type="dxa"/>
               <w:bottom w:w="85" w:type="dxa"/>
-              <w:left w:w="85" w:type="dxa"/>
               <w:right w:w="85" w:type="dxa"/>
             </w:tcMar>
           </w:tcPr>
@@ -2677,15 +2677,15 @@
             <w:tcW w:type="dxa" w:w="1827"/>
             <w:tcBorders>
               <w:top w:val="single" w:sz="4" w:color="D9D9D9"/>
+              <w:left w:val="single" w:sz="4" w:color="D9D9D9"/>
               <w:bottom w:val="single" w:sz="4" w:color="D9D9D9"/>
-              <w:left w:val="single" w:sz="4" w:color="D9D9D9"/>
               <w:right w:val="single" w:sz="4" w:color="D9D9D9"/>
             </w:tcBorders>
             <w:shd w:fill="FFFFFF"/>
             <w:tcMar>
               <w:top w:w="85" w:type="dxa"/>
+              <w:left w:w="85" w:type="dxa"/>
               <w:bottom w:w="85" w:type="dxa"/>
-              <w:left w:w="85" w:type="dxa"/>
               <w:right w:w="85" w:type="dxa"/>
             </w:tcMar>
           </w:tcPr>
@@ -2707,15 +2707,15 @@
             <w:tcW w:type="dxa" w:w="1827"/>
             <w:tcBorders>
               <w:top w:val="single" w:sz="4" w:color="D9D9D9"/>
+              <w:left w:val="single" w:sz="4" w:color="D9D9D9"/>
               <w:bottom w:val="single" w:sz="4" w:color="D9D9D9"/>
-              <w:left w:val="single" w:sz="4" w:color="D9D9D9"/>
               <w:right w:val="single" w:sz="4" w:color="D9D9D9"/>
             </w:tcBorders>
             <w:shd w:fill="FFFFFF"/>
             <w:tcMar>
               <w:top w:w="85" w:type="dxa"/>
+              <w:left w:w="85" w:type="dxa"/>
               <w:bottom w:w="85" w:type="dxa"/>
-              <w:left w:w="85" w:type="dxa"/>
               <w:right w:w="85" w:type="dxa"/>
             </w:tcMar>
           </w:tcPr>
@@ -2739,15 +2739,15 @@
             <w:tcW w:type="dxa" w:w="4670"/>
             <w:tcBorders>
               <w:top w:val="single" w:sz="4" w:color="D9D9D9"/>
+              <w:left w:val="single" w:sz="4" w:color="D9D9D9"/>
               <w:bottom w:val="single" w:sz="4" w:color="D9D9D9"/>
-              <w:left w:val="single" w:sz="4" w:color="D9D9D9"/>
               <w:right w:val="single" w:sz="4" w:color="D9D9D9"/>
             </w:tcBorders>
             <w:shd w:fill="F1F5F7"/>
             <w:tcMar>
               <w:top w:w="85" w:type="dxa"/>
+              <w:left w:w="85" w:type="dxa"/>
               <w:bottom w:w="85" w:type="dxa"/>
-              <w:left w:w="85" w:type="dxa"/>
               <w:right w:w="85" w:type="dxa"/>
             </w:tcMar>
           </w:tcPr>
@@ -2770,15 +2770,15 @@
             <w:tcW w:type="dxa" w:w="1827"/>
             <w:tcBorders>
               <w:top w:val="single" w:sz="4" w:color="D9D9D9"/>
+              <w:left w:val="single" w:sz="4" w:color="D9D9D9"/>
               <w:bottom w:val="single" w:sz="4" w:color="D9D9D9"/>
-              <w:left w:val="single" w:sz="4" w:color="D9D9D9"/>
               <w:right w:val="single" w:sz="4" w:color="D9D9D9"/>
             </w:tcBorders>
             <w:shd w:fill="F1F5F7"/>
             <w:tcMar>
               <w:top w:w="85" w:type="dxa"/>
+              <w:left w:w="85" w:type="dxa"/>
               <w:bottom w:w="85" w:type="dxa"/>
-              <w:left w:w="85" w:type="dxa"/>
               <w:right w:w="85" w:type="dxa"/>
             </w:tcMar>
           </w:tcPr>
@@ -2800,15 +2800,15 @@
             <w:tcW w:type="dxa" w:w="1827"/>
             <w:tcBorders>
               <w:top w:val="single" w:sz="4" w:color="D9D9D9"/>
+              <w:left w:val="single" w:sz="4" w:color="D9D9D9"/>
               <w:bottom w:val="single" w:sz="4" w:color="D9D9D9"/>
-              <w:left w:val="single" w:sz="4" w:color="D9D9D9"/>
               <w:right w:val="single" w:sz="4" w:color="D9D9D9"/>
             </w:tcBorders>
             <w:shd w:fill="F1F5F7"/>
             <w:tcMar>
               <w:top w:w="85" w:type="dxa"/>
+              <w:left w:w="85" w:type="dxa"/>
               <w:bottom w:w="85" w:type="dxa"/>
-              <w:left w:w="85" w:type="dxa"/>
               <w:right w:w="85" w:type="dxa"/>
             </w:tcMar>
           </w:tcPr>
@@ -2830,15 +2830,15 @@
             <w:tcW w:type="dxa" w:w="1827"/>
             <w:tcBorders>
               <w:top w:val="single" w:sz="4" w:color="D9D9D9"/>
+              <w:left w:val="single" w:sz="4" w:color="D9D9D9"/>
               <w:bottom w:val="single" w:sz="4" w:color="D9D9D9"/>
-              <w:left w:val="single" w:sz="4" w:color="D9D9D9"/>
               <w:right w:val="single" w:sz="4" w:color="D9D9D9"/>
             </w:tcBorders>
             <w:shd w:fill="F1F5F7"/>
             <w:tcMar>
               <w:top w:w="85" w:type="dxa"/>
+              <w:left w:w="85" w:type="dxa"/>
               <w:bottom w:w="85" w:type="dxa"/>
-              <w:left w:w="85" w:type="dxa"/>
               <w:right w:w="85" w:type="dxa"/>
             </w:tcMar>
           </w:tcPr>
@@ -2979,15 +2979,15 @@
             <w:tcW w:type="dxa" w:w="4670"/>
             <w:tcBorders>
               <w:top w:val="single" w:sz="4" w:color="D9D9D9"/>
+              <w:left w:val="single" w:sz="4" w:color="D9D9D9"/>
               <w:bottom w:val="single" w:sz="4" w:color="D9D9D9"/>
-              <w:left w:val="single" w:sz="4" w:color="D9D9D9"/>
               <w:right w:val="single" w:sz="4" w:color="D9D9D9"/>
             </w:tcBorders>
             <w:shd w:fill="142D40"/>
             <w:tcMar>
               <w:top w:w="85" w:type="dxa"/>
+              <w:left w:w="85" w:type="dxa"/>
               <w:bottom w:w="85" w:type="dxa"/>
-              <w:left w:w="85" w:type="dxa"/>
               <w:right w:w="85" w:type="dxa"/>
             </w:tcMar>
           </w:tcPr>
@@ -3010,15 +3010,15 @@
             <w:tcW w:type="dxa" w:w="5482"/>
             <w:tcBorders>
               <w:top w:val="single" w:sz="4" w:color="D9D9D9"/>
+              <w:left w:val="single" w:sz="4" w:color="D9D9D9"/>
               <w:bottom w:val="single" w:sz="4" w:color="D9D9D9"/>
-              <w:left w:val="single" w:sz="4" w:color="D9D9D9"/>
               <w:right w:val="single" w:sz="4" w:color="D9D9D9"/>
             </w:tcBorders>
             <w:shd w:fill="142D40"/>
             <w:tcMar>
               <w:top w:w="85" w:type="dxa"/>
+              <w:left w:w="85" w:type="dxa"/>
               <w:bottom w:w="85" w:type="dxa"/>
-              <w:left w:w="85" w:type="dxa"/>
               <w:right w:w="85" w:type="dxa"/>
             </w:tcMar>
           </w:tcPr>
@@ -3043,15 +3043,15 @@
             <w:tcW w:type="dxa" w:w="4670"/>
             <w:tcBorders>
               <w:top w:val="single" w:sz="4" w:color="D9D9D9"/>
+              <w:left w:val="single" w:sz="4" w:color="D9D9D9"/>
               <w:bottom w:val="single" w:sz="4" w:color="D9D9D9"/>
-              <w:left w:val="single" w:sz="4" w:color="D9D9D9"/>
               <w:right w:val="single" w:sz="4" w:color="D9D9D9"/>
             </w:tcBorders>
             <w:shd w:fill="FFFFFF"/>
             <w:tcMar>
               <w:top w:w="85" w:type="dxa"/>
+              <w:left w:w="85" w:type="dxa"/>
               <w:bottom w:w="85" w:type="dxa"/>
-              <w:left w:w="85" w:type="dxa"/>
               <w:right w:w="85" w:type="dxa"/>
             </w:tcMar>
           </w:tcPr>
@@ -3074,15 +3074,15 @@
             <w:tcW w:type="dxa" w:w="5482"/>
             <w:tcBorders>
               <w:top w:val="single" w:sz="4" w:color="D9D9D9"/>
+              <w:left w:val="single" w:sz="4" w:color="D9D9D9"/>
               <w:bottom w:val="single" w:sz="4" w:color="D9D9D9"/>
-              <w:left w:val="single" w:sz="4" w:color="D9D9D9"/>
               <w:right w:val="single" w:sz="4" w:color="D9D9D9"/>
             </w:tcBorders>
             <w:shd w:fill="FFFFFF"/>
             <w:tcMar>
               <w:top w:w="85" w:type="dxa"/>
+              <w:left w:w="85" w:type="dxa"/>
               <w:bottom w:w="85" w:type="dxa"/>
-              <w:left w:w="85" w:type="dxa"/>
               <w:right w:w="85" w:type="dxa"/>
             </w:tcMar>
           </w:tcPr>
@@ -3107,15 +3107,15 @@
             <w:tcW w:type="dxa" w:w="4670"/>
             <w:tcBorders>
               <w:top w:val="single" w:sz="4" w:color="D9D9D9"/>
+              <w:left w:val="single" w:sz="4" w:color="D9D9D9"/>
               <w:bottom w:val="single" w:sz="4" w:color="D9D9D9"/>
-              <w:left w:val="single" w:sz="4" w:color="D9D9D9"/>
               <w:right w:val="single" w:sz="4" w:color="D9D9D9"/>
             </w:tcBorders>
             <w:shd w:fill="F1F5F7"/>
             <w:tcMar>
               <w:top w:w="85" w:type="dxa"/>
+              <w:left w:w="85" w:type="dxa"/>
               <w:bottom w:w="85" w:type="dxa"/>
-              <w:left w:w="85" w:type="dxa"/>
               <w:right w:w="85" w:type="dxa"/>
             </w:tcMar>
           </w:tcPr>
@@ -3138,15 +3138,15 @@
             <w:tcW w:type="dxa" w:w="5482"/>
             <w:tcBorders>
               <w:top w:val="single" w:sz="4" w:color="D9D9D9"/>
+              <w:left w:val="single" w:sz="4" w:color="D9D9D9"/>
               <w:bottom w:val="single" w:sz="4" w:color="D9D9D9"/>
-              <w:left w:val="single" w:sz="4" w:color="D9D9D9"/>
               <w:right w:val="single" w:sz="4" w:color="D9D9D9"/>
             </w:tcBorders>
             <w:shd w:fill="F1F5F7"/>
             <w:tcMar>
               <w:top w:w="85" w:type="dxa"/>
+              <w:left w:w="85" w:type="dxa"/>
               <w:bottom w:w="85" w:type="dxa"/>
-              <w:left w:w="85" w:type="dxa"/>
               <w:right w:w="85" w:type="dxa"/>
             </w:tcMar>
           </w:tcPr>
@@ -3171,15 +3171,15 @@
             <w:tcW w:type="dxa" w:w="4670"/>
             <w:tcBorders>
               <w:top w:val="single" w:sz="4" w:color="D9D9D9"/>
+              <w:left w:val="single" w:sz="4" w:color="D9D9D9"/>
               <w:bottom w:val="single" w:sz="4" w:color="D9D9D9"/>
-              <w:left w:val="single" w:sz="4" w:color="D9D9D9"/>
               <w:right w:val="single" w:sz="4" w:color="D9D9D9"/>
             </w:tcBorders>
             <w:shd w:fill="FFFFFF"/>
             <w:tcMar>
               <w:top w:w="85" w:type="dxa"/>
+              <w:left w:w="85" w:type="dxa"/>
               <w:bottom w:w="85" w:type="dxa"/>
-              <w:left w:w="85" w:type="dxa"/>
               <w:right w:w="85" w:type="dxa"/>
             </w:tcMar>
           </w:tcPr>
@@ -3202,15 +3202,15 @@
             <w:tcW w:type="dxa" w:w="5482"/>
             <w:tcBorders>
               <w:top w:val="single" w:sz="4" w:color="D9D9D9"/>
+              <w:left w:val="single" w:sz="4" w:color="D9D9D9"/>
               <w:bottom w:val="single" w:sz="4" w:color="D9D9D9"/>
-              <w:left w:val="single" w:sz="4" w:color="D9D9D9"/>
               <w:right w:val="single" w:sz="4" w:color="D9D9D9"/>
             </w:tcBorders>
             <w:shd w:fill="FFFFFF"/>
             <w:tcMar>
               <w:top w:w="85" w:type="dxa"/>
+              <w:left w:w="85" w:type="dxa"/>
               <w:bottom w:w="85" w:type="dxa"/>
-              <w:left w:w="85" w:type="dxa"/>
               <w:right w:w="85" w:type="dxa"/>
             </w:tcMar>
           </w:tcPr>
@@ -3235,15 +3235,15 @@
             <w:tcW w:type="dxa" w:w="4670"/>
             <w:tcBorders>
               <w:top w:val="single" w:sz="4" w:color="D9D9D9"/>
+              <w:left w:val="single" w:sz="4" w:color="D9D9D9"/>
               <w:bottom w:val="single" w:sz="4" w:color="D9D9D9"/>
-              <w:left w:val="single" w:sz="4" w:color="D9D9D9"/>
               <w:right w:val="single" w:sz="4" w:color="D9D9D9"/>
             </w:tcBorders>
             <w:shd w:fill="F1F5F7"/>
             <w:tcMar>
               <w:top w:w="85" w:type="dxa"/>
+              <w:left w:w="85" w:type="dxa"/>
               <w:bottom w:w="85" w:type="dxa"/>
-              <w:left w:w="85" w:type="dxa"/>
               <w:right w:w="85" w:type="dxa"/>
             </w:tcMar>
           </w:tcPr>
@@ -3266,15 +3266,15 @@
             <w:tcW w:type="dxa" w:w="5482"/>
             <w:tcBorders>
               <w:top w:val="single" w:sz="4" w:color="D9D9D9"/>
+              <w:left w:val="single" w:sz="4" w:color="D9D9D9"/>
               <w:bottom w:val="single" w:sz="4" w:color="D9D9D9"/>
-              <w:left w:val="single" w:sz="4" w:color="D9D9D9"/>
               <w:right w:val="single" w:sz="4" w:color="D9D9D9"/>
             </w:tcBorders>
             <w:shd w:fill="F1F5F7"/>
             <w:tcMar>
               <w:top w:w="85" w:type="dxa"/>
+              <w:left w:w="85" w:type="dxa"/>
               <w:bottom w:w="85" w:type="dxa"/>
-              <w:left w:w="85" w:type="dxa"/>
               <w:right w:w="85" w:type="dxa"/>
             </w:tcMar>
           </w:tcPr>
@@ -3299,15 +3299,15 @@
             <w:tcW w:type="dxa" w:w="4670"/>
             <w:tcBorders>
               <w:top w:val="single" w:sz="4" w:color="D9D9D9"/>
+              <w:left w:val="single" w:sz="4" w:color="D9D9D9"/>
               <w:bottom w:val="single" w:sz="4" w:color="D9D9D9"/>
-              <w:left w:val="single" w:sz="4" w:color="D9D9D9"/>
               <w:right w:val="single" w:sz="4" w:color="D9D9D9"/>
             </w:tcBorders>
             <w:shd w:fill="FFFFFF"/>
             <w:tcMar>
               <w:top w:w="85" w:type="dxa"/>
+              <w:left w:w="85" w:type="dxa"/>
               <w:bottom w:w="85" w:type="dxa"/>
-              <w:left w:w="85" w:type="dxa"/>
               <w:right w:w="85" w:type="dxa"/>
             </w:tcMar>
           </w:tcPr>
@@ -3330,15 +3330,15 @@
             <w:tcW w:type="dxa" w:w="5482"/>
             <w:tcBorders>
               <w:top w:val="single" w:sz="4" w:color="D9D9D9"/>
+              <w:left w:val="single" w:sz="4" w:color="D9D9D9"/>
               <w:bottom w:val="single" w:sz="4" w:color="D9D9D9"/>
-              <w:left w:val="single" w:sz="4" w:color="D9D9D9"/>
               <w:right w:val="single" w:sz="4" w:color="D9D9D9"/>
             </w:tcBorders>
             <w:shd w:fill="FFFFFF"/>
             <w:tcMar>
               <w:top w:w="85" w:type="dxa"/>
+              <w:left w:w="85" w:type="dxa"/>
               <w:bottom w:w="85" w:type="dxa"/>
-              <w:left w:w="85" w:type="dxa"/>
               <w:right w:w="85" w:type="dxa"/>
             </w:tcMar>
           </w:tcPr>
